--- a/Παραδοτέο 1/Use-case-v0.1/use-case-admin-v0.1.docx
+++ b/Παραδοτέο 1/Use-case-v0.1/use-case-admin-v0.1.docx
@@ -5,47 +5,24 @@
     <w:p>
       <w:pPr>
         <w:rPr>
-          <w:b/>
-          <w:bCs/>
-          <w:lang w:val="el-GR"/>
-        </w:rPr>
-      </w:pPr>
-      <w:r>
-        <w:rPr>
-          <w:b/>
-          <w:bCs/>
-        </w:rPr>
+          <w:lang w:val="el-GR"/>
+        </w:rPr>
+      </w:pPr>
+      <w:r>
         <w:t>UC</w:t>
       </w:r>
       <w:r>
         <w:rPr>
-          <w:b/>
-          <w:bCs/>
-          <w:lang w:val="el-GR"/>
-        </w:rPr>
-        <w:t>-10: Πιστοποίηση Φορέων</w:t>
-      </w:r>
-    </w:p>
-    <w:p>
-      <w:pPr>
-        <w:rPr>
-          <w:lang w:val="el-GR"/>
-        </w:rPr>
-      </w:pPr>
-      <w:r>
-        <w:rPr>
-          <w:b/>
-          <w:bCs/>
-          <w:lang w:val="el-GR"/>
-        </w:rPr>
-        <w:t>Κύρια Ροή:</w:t>
+          <w:lang w:val="el-GR"/>
+        </w:rPr>
+        <w:t>-11: Διαχείριση Αναφορών και Παραπόνων</w:t>
       </w:r>
     </w:p>
     <w:p>
       <w:pPr>
         <w:numPr>
           <w:ilvl w:val="0"/>
-          <w:numId w:val="1"/>
+          <w:numId w:val="10"/>
         </w:numPr>
         <w:rPr>
           <w:lang w:val="el-GR"/>
@@ -55,14 +32,23 @@
         <w:rPr>
           <w:lang w:val="el-GR"/>
         </w:rPr>
-        <w:t>Εκπρόσωπος νοσοκομείου ή κινητής μονάδας συμπληρώνει αίτηση εγγραφής με επωνυμία, ΑΦΜ, διεύθυνση, στοιχεία υπευθύνου και τύπο φορέα (μόνιμο κέντρο / κινητή μονάδα).</w:t>
+        <w:t xml:space="preserve">Ο </w:t>
+      </w:r>
+      <w:r>
+        <w:t>Admin</w:t>
+      </w:r>
+      <w:r>
+        <w:rPr>
+          <w:lang w:val="el-GR"/>
+        </w:rPr>
+        <w:t xml:space="preserve"> εισέρχεται στη σελίδα διαχείρισης αναφορών.</w:t>
       </w:r>
     </w:p>
     <w:p>
       <w:pPr>
         <w:numPr>
           <w:ilvl w:val="0"/>
-          <w:numId w:val="1"/>
+          <w:numId w:val="10"/>
         </w:numPr>
         <w:rPr>
           <w:lang w:val="el-GR"/>
@@ -72,16 +58,7 @@
         <w:rPr>
           <w:lang w:val="el-GR"/>
         </w:rPr>
-        <w:t xml:space="preserve">Το σύστημα αποδίδει αυτόματα μοναδικό αριθμό αίτησης, καταγράφει </w:t>
-      </w:r>
-      <w:r>
-        <w:t>timestamp</w:t>
-      </w:r>
-      <w:r>
-        <w:rPr>
-          <w:lang w:val="el-GR"/>
-        </w:rPr>
-        <w:t xml:space="preserve"> και ειδοποιεί τον </w:t>
+        <w:t xml:space="preserve">Ο </w:t>
       </w:r>
       <w:r>
         <w:t>Admin</w:t>
@@ -90,41 +67,23 @@
         <w:rPr>
           <w:lang w:val="el-GR"/>
         </w:rPr>
-        <w:t xml:space="preserve"> μέσω του </w:t>
-      </w:r>
-      <w:r>
-        <w:t>dashboard</w:t>
-      </w:r>
-      <w:r>
-        <w:rPr>
-          <w:lang w:val="el-GR"/>
-        </w:rPr>
-        <w:t xml:space="preserve"> με </w:t>
-      </w:r>
-      <w:r>
-        <w:t>push</w:t>
-      </w:r>
-      <w:r>
-        <w:rPr>
-          <w:lang w:val="el-GR"/>
-        </w:rPr>
-        <w:t xml:space="preserve"> </w:t>
-      </w:r>
-      <w:r>
-        <w:t>notification</w:t>
-      </w:r>
-      <w:r>
-        <w:rPr>
-          <w:lang w:val="el-GR"/>
-        </w:rPr>
-        <w:t>.</w:t>
+        <w:t xml:space="preserve"> ανοίγει το </w:t>
+      </w:r>
+      <w:r>
+        <w:t>ticket</w:t>
+      </w:r>
+      <w:r>
+        <w:rPr>
+          <w:lang w:val="el-GR"/>
+        </w:rPr>
+        <w:t xml:space="preserve"> που έχει υποβληθεί.</w:t>
       </w:r>
     </w:p>
     <w:p>
       <w:pPr>
         <w:numPr>
           <w:ilvl w:val="0"/>
-          <w:numId w:val="1"/>
+          <w:numId w:val="10"/>
         </w:numPr>
         <w:rPr>
           <w:lang w:val="el-GR"/>
@@ -143,14 +102,14 @@
         <w:rPr>
           <w:lang w:val="el-GR"/>
         </w:rPr>
-        <w:t xml:space="preserve"> ανοίγει την αίτηση και επαληθεύει τα στοιχεία ταυτότητας του φορέα στο Εθνικό Μητρώο Υγείας ή στη βάση ΕΟΠΥΥ.</w:t>
+        <w:t xml:space="preserve"> διαβάζει την καταγγελία και την κατηγορία που επέλεξε ο αναφέρων.</w:t>
       </w:r>
     </w:p>
     <w:p>
       <w:pPr>
         <w:numPr>
           <w:ilvl w:val="0"/>
-          <w:numId w:val="1"/>
+          <w:numId w:val="10"/>
         </w:numPr>
         <w:rPr>
           <w:lang w:val="el-GR"/>
@@ -169,23 +128,14 @@
         <w:rPr>
           <w:lang w:val="el-GR"/>
         </w:rPr>
-        <w:t xml:space="preserve"> ελέγχει τα επισυναπτόμενα δικαιολογητικά: άδεια λειτουργίας, εξουσιοδότηση υπογραφής και πιστοποιητικό συμμόρφωσης (ΕΟΦ ή </w:t>
-      </w:r>
-      <w:r>
-        <w:t>ISO</w:t>
-      </w:r>
-      <w:r>
-        <w:rPr>
-          <w:lang w:val="el-GR"/>
-        </w:rPr>
-        <w:t>).</w:t>
+        <w:t xml:space="preserve"> εξετάζει το ιστορικό των δύο εμπλεκόμενων μερών.</w:t>
       </w:r>
     </w:p>
     <w:p>
       <w:pPr>
         <w:numPr>
           <w:ilvl w:val="0"/>
-          <w:numId w:val="1"/>
+          <w:numId w:val="10"/>
         </w:numPr>
         <w:rPr>
           <w:lang w:val="el-GR"/>
@@ -195,7 +145,7 @@
         <w:rPr>
           <w:lang w:val="el-GR"/>
         </w:rPr>
-        <w:t xml:space="preserve">Εφόσον υπάρχει κενό στην τεκμηρίωση, ο </w:t>
+        <w:t xml:space="preserve">Ο </w:t>
       </w:r>
       <w:r>
         <w:t>Admin</w:t>
@@ -204,23 +154,14 @@
         <w:rPr>
           <w:lang w:val="el-GR"/>
         </w:rPr>
-        <w:t xml:space="preserve"> αποστέλλει αίτημα συμπλήρωσης μέσω ενσωματωμένου </w:t>
-      </w:r>
-      <w:r>
-        <w:t>messaging</w:t>
-      </w:r>
-      <w:r>
-        <w:rPr>
-          <w:lang w:val="el-GR"/>
-        </w:rPr>
-        <w:t xml:space="preserve"> με προθεσμία 10 εργάσιμων ημερών.</w:t>
+        <w:t xml:space="preserve"> αποστέλλει αίτημα διευκρινίσεων στον αναφερόμενο.</w:t>
       </w:r>
     </w:p>
     <w:p>
       <w:pPr>
         <w:numPr>
           <w:ilvl w:val="0"/>
-          <w:numId w:val="1"/>
+          <w:numId w:val="10"/>
         </w:numPr>
         <w:rPr>
           <w:lang w:val="el-GR"/>
@@ -230,32 +171,14 @@
         <w:rPr>
           <w:lang w:val="el-GR"/>
         </w:rPr>
-        <w:t xml:space="preserve">Μετά την ολοκλήρωση της τεκμηρίωσης, ο </w:t>
-      </w:r>
-      <w:r>
-        <w:t>Admin</w:t>
-      </w:r>
-      <w:r>
-        <w:rPr>
-          <w:lang w:val="el-GR"/>
-        </w:rPr>
-        <w:t xml:space="preserve"> ορίζει το επίπεδο πρόσβασης: πλήρης (μόνιμο κέντρο) ή περιορισμένη (κινητή μονάδα χωρίς δυνατότητα αυτόνομης έκδοσης </w:t>
-      </w:r>
-      <w:r>
-        <w:t>alert</w:t>
-      </w:r>
-      <w:r>
-        <w:rPr>
-          <w:lang w:val="el-GR"/>
-        </w:rPr>
-        <w:t>).</w:t>
+        <w:t>Ο αναφερόμενος απαντά και προσκομίζει στοιχεία.</w:t>
       </w:r>
     </w:p>
     <w:p>
       <w:pPr>
         <w:numPr>
           <w:ilvl w:val="0"/>
-          <w:numId w:val="1"/>
+          <w:numId w:val="10"/>
         </w:numPr>
         <w:rPr>
           <w:lang w:val="el-GR"/>
@@ -265,32 +188,23 @@
         <w:rPr>
           <w:lang w:val="el-GR"/>
         </w:rPr>
-        <w:t xml:space="preserve">Το σύστημα δημιουργεί αυτόματα οργανωτικό λογαριασμό, παράγει </w:t>
-      </w:r>
-      <w:r>
-        <w:t>credentials</w:t>
-      </w:r>
-      <w:r>
-        <w:rPr>
-          <w:lang w:val="el-GR"/>
-        </w:rPr>
-        <w:t xml:space="preserve"> και αποστέλλει </w:t>
-      </w:r>
-      <w:r>
-        <w:t>email</w:t>
-      </w:r>
-      <w:r>
-        <w:rPr>
-          <w:lang w:val="el-GR"/>
-        </w:rPr>
-        <w:t xml:space="preserve"> ενεργοποίησης στον εκπρόσωπο.</w:t>
+        <w:t xml:space="preserve">Ο </w:t>
+      </w:r>
+      <w:r>
+        <w:t>Admin</w:t>
+      </w:r>
+      <w:r>
+        <w:rPr>
+          <w:lang w:val="el-GR"/>
+        </w:rPr>
+        <w:t xml:space="preserve"> αξιολογεί τα στοιχεία και επιλέγει κύρωση.</w:t>
       </w:r>
     </w:p>
     <w:p>
       <w:pPr>
         <w:numPr>
           <w:ilvl w:val="0"/>
-          <w:numId w:val="1"/>
+          <w:numId w:val="10"/>
         </w:numPr>
         <w:rPr>
           <w:lang w:val="el-GR"/>
@@ -309,32 +223,14 @@
         <w:rPr>
           <w:lang w:val="el-GR"/>
         </w:rPr>
-        <w:t xml:space="preserve"> αρχειοθετεί τα δικαιολογητικά στο </w:t>
-      </w:r>
-      <w:r>
-        <w:t>cloud</w:t>
-      </w:r>
-      <w:r>
-        <w:rPr>
-          <w:lang w:val="el-GR"/>
-        </w:rPr>
-        <w:t xml:space="preserve"> </w:t>
-      </w:r>
-      <w:r>
-        <w:t>storage</w:t>
-      </w:r>
-      <w:r>
-        <w:rPr>
-          <w:lang w:val="el-GR"/>
-        </w:rPr>
-        <w:t xml:space="preserve"> συνδεδεμένα με το προφίλ του φορέα και καταχωρεί σχόλια έγκρισης.</w:t>
+        <w:t xml:space="preserve"> καταχωρεί την απόφαση με αιτιολόγηση.</w:t>
       </w:r>
     </w:p>
     <w:p>
       <w:pPr>
         <w:numPr>
           <w:ilvl w:val="0"/>
-          <w:numId w:val="1"/>
+          <w:numId w:val="10"/>
         </w:numPr>
         <w:rPr>
           <w:lang w:val="el-GR"/>
@@ -344,14 +240,14 @@
         <w:rPr>
           <w:lang w:val="el-GR"/>
         </w:rPr>
-        <w:t>Ο φορέας εμφανίζεται στην πλατφόρμα ως "Πιστοποιημένο Κέντρο" και είναι πλέον ορατός στους αιμοδότες κατά την αναζήτηση ραντεβού.</w:t>
+        <w:t>Το σύστημα ειδοποιεί τα δύο μέρη για την απόφαση.</w:t>
       </w:r>
     </w:p>
     <w:p>
       <w:pPr>
         <w:numPr>
           <w:ilvl w:val="0"/>
-          <w:numId w:val="1"/>
+          <w:numId w:val="10"/>
         </w:numPr>
         <w:rPr>
           <w:lang w:val="el-GR"/>
@@ -361,21 +257,59 @@
         <w:rPr>
           <w:lang w:val="el-GR"/>
         </w:rPr>
-        <w:t>Το σύστημα προγραμματίζει αυτόματη υπενθύμιση ανανέωσης πιστοποίησης 30 μέρες πριν τη λήξη της άδειας λειτουργίας του φορέα.</w:t>
-      </w:r>
-    </w:p>
-    <w:p>
-      <w:pPr>
-        <w:pStyle w:val="font-claude-response-body"/>
-        <w:rPr>
-          <w:rFonts w:asciiTheme="minorHAnsi" w:hAnsiTheme="minorHAnsi"/>
-          <w:lang w:val="el-GR"/>
-        </w:rPr>
-      </w:pPr>
-      <w:r>
-        <w:rPr>
-          <w:rStyle w:val="Strong"/>
-          <w:rFonts w:asciiTheme="minorHAnsi" w:eastAsiaTheme="majorEastAsia" w:hAnsiTheme="minorHAnsi"/>
+        <w:t xml:space="preserve">Ο </w:t>
+      </w:r>
+      <w:r>
+        <w:t>Admin</w:t>
+      </w:r>
+      <w:r>
+        <w:rPr>
+          <w:lang w:val="el-GR"/>
+        </w:rPr>
+        <w:t xml:space="preserve"> κλείνει το </w:t>
+      </w:r>
+      <w:r>
+        <w:t>ticket</w:t>
+      </w:r>
+      <w:r>
+        <w:rPr>
+          <w:lang w:val="el-GR"/>
+        </w:rPr>
+        <w:t>.</w:t>
+      </w:r>
+    </w:p>
+    <w:p>
+      <w:pPr>
+        <w:rPr>
+          <w:lang w:val="el-GR"/>
+        </w:rPr>
+      </w:pPr>
+    </w:p>
+    <w:p>
+      <w:pPr>
+        <w:rPr>
+          <w:lang w:val="el-GR"/>
+        </w:rPr>
+      </w:pPr>
+      <w:r>
+        <w:t>UC</w:t>
+      </w:r>
+      <w:r>
+        <w:rPr>
+          <w:lang w:val="el-GR"/>
+        </w:rPr>
+        <w:t>-11: Εναλλακτικές Ροές</w:t>
+      </w:r>
+    </w:p>
+    <w:p>
+      <w:pPr>
+        <w:ind w:left="360"/>
+        <w:rPr>
+          <w:lang w:val="el-GR"/>
+        </w:rPr>
+      </w:pPr>
+      <w:r>
+        <w:rPr>
           <w:lang w:val="el-GR"/>
         </w:rPr>
         <w:t>Εναλλακτική Ροή Α</w:t>
@@ -383,59 +317,137 @@
     </w:p>
     <w:p>
       <w:pPr>
-        <w:pStyle w:val="font-claude-response-body"/>
         <w:ind w:left="360"/>
         <w:rPr>
-          <w:rFonts w:asciiTheme="minorHAnsi" w:hAnsiTheme="minorHAnsi"/>
-          <w:lang w:val="el-GR"/>
-        </w:rPr>
-      </w:pPr>
-      <w:r>
-        <w:rPr>
-          <w:rFonts w:asciiTheme="minorHAnsi" w:hAnsiTheme="minorHAnsi"/>
-          <w:lang w:val="el-GR"/>
-        </w:rPr>
-        <w:t xml:space="preserve">3α1. Ο </w:t>
-      </w:r>
-      <w:r>
-        <w:rPr>
-          <w:rFonts w:asciiTheme="minorHAnsi" w:hAnsiTheme="minorHAnsi"/>
-        </w:rPr>
+          <w:lang w:val="el-GR"/>
+        </w:rPr>
+      </w:pPr>
+      <w:r>
+        <w:rPr>
+          <w:lang w:val="el-GR"/>
+        </w:rPr>
+        <w:t xml:space="preserve">5α1. Παρέρχονται 48 ώρες χωρίς απάντηση. </w:t>
+      </w:r>
+    </w:p>
+    <w:p>
+      <w:pPr>
+        <w:ind w:left="360"/>
+        <w:rPr>
+          <w:lang w:val="el-GR"/>
+        </w:rPr>
+      </w:pPr>
+      <w:r>
+        <w:rPr>
+          <w:lang w:val="el-GR"/>
+        </w:rPr>
+        <w:t xml:space="preserve">5α2. Ο </w:t>
+      </w:r>
+      <w:r>
         <w:t>Admin</w:t>
       </w:r>
       <w:r>
         <w:rPr>
-          <w:rFonts w:asciiTheme="minorHAnsi" w:hAnsiTheme="minorHAnsi"/>
-          <w:lang w:val="el-GR"/>
-        </w:rPr>
-        <w:t xml:space="preserve"> δεν εντοπίζει τον φορέα στο Εθνικό Μητρώο Υγείας ή στη βάση ΕΟΠΥΥ. </w:t>
-      </w:r>
-    </w:p>
-    <w:p>
-      <w:pPr>
-        <w:pStyle w:val="font-claude-response-body"/>
+          <w:lang w:val="el-GR"/>
+        </w:rPr>
+        <w:t xml:space="preserve"> αναστέλλει προσωρινά τον λογαριασμό του αναφερόμενου. </w:t>
+      </w:r>
+    </w:p>
+    <w:p>
+      <w:pPr>
         <w:ind w:left="360"/>
         <w:rPr>
-          <w:rFonts w:asciiTheme="minorHAnsi" w:hAnsiTheme="minorHAnsi"/>
-          <w:lang w:val="el-GR"/>
-        </w:rPr>
-      </w:pPr>
-      <w:r>
-        <w:rPr>
-          <w:rFonts w:asciiTheme="minorHAnsi" w:hAnsiTheme="minorHAnsi"/>
-          <w:lang w:val="el-GR"/>
-        </w:rPr>
-        <w:t xml:space="preserve">3α2. Θέτει την αίτηση σε κατάσταση "Εκκρεμεί Επαλήθευση" και αποστέλλει αίτημα διευκρινίσεων στον αιτούντα μέσω </w:t>
-      </w:r>
-      <w:r>
-        <w:rPr>
-          <w:rFonts w:asciiTheme="minorHAnsi" w:hAnsiTheme="minorHAnsi"/>
-        </w:rPr>
-        <w:t>messaging</w:t>
-      </w:r>
-      <w:r>
-        <w:rPr>
-          <w:rFonts w:asciiTheme="minorHAnsi" w:hAnsiTheme="minorHAnsi"/>
+          <w:lang w:val="el-GR"/>
+        </w:rPr>
+      </w:pPr>
+      <w:r>
+        <w:rPr>
+          <w:lang w:val="el-GR"/>
+        </w:rPr>
+        <w:t xml:space="preserve">5α3. Ο </w:t>
+      </w:r>
+      <w:r>
+        <w:t>Admin</w:t>
+      </w:r>
+      <w:r>
+        <w:rPr>
+          <w:lang w:val="el-GR"/>
+        </w:rPr>
+        <w:t xml:space="preserve"> αποφασίζει βάσει των υπαρχόντων στοιχείων και κλείνει το </w:t>
+      </w:r>
+      <w:r>
+        <w:t>ticket</w:t>
+      </w:r>
+      <w:r>
+        <w:rPr>
+          <w:lang w:val="el-GR"/>
+        </w:rPr>
+        <w:t>.</w:t>
+      </w:r>
+    </w:p>
+    <w:p>
+      <w:pPr>
+        <w:ind w:left="360"/>
+        <w:rPr>
+          <w:lang w:val="el-GR"/>
+        </w:rPr>
+      </w:pPr>
+      <w:r>
+        <w:rPr>
+          <w:lang w:val="el-GR"/>
+        </w:rPr>
+        <w:t>Εναλλακτική Ροή Β</w:t>
+      </w:r>
+    </w:p>
+    <w:p>
+      <w:pPr>
+        <w:ind w:left="360"/>
+        <w:rPr>
+          <w:lang w:val="el-GR"/>
+        </w:rPr>
+      </w:pPr>
+      <w:r>
+        <w:rPr>
+          <w:lang w:val="el-GR"/>
+        </w:rPr>
+        <w:t xml:space="preserve">7α1. Ο </w:t>
+      </w:r>
+      <w:r>
+        <w:t>Admin</w:t>
+      </w:r>
+      <w:r>
+        <w:rPr>
+          <w:lang w:val="el-GR"/>
+        </w:rPr>
+        <w:t xml:space="preserve"> κρίνει ότι δεν τεκμηριώνεται παράβαση. </w:t>
+      </w:r>
+    </w:p>
+    <w:p>
+      <w:pPr>
+        <w:ind w:left="360"/>
+        <w:rPr>
+          <w:lang w:val="el-GR"/>
+        </w:rPr>
+      </w:pPr>
+      <w:r>
+        <w:rPr>
+          <w:lang w:val="el-GR"/>
+        </w:rPr>
+        <w:t xml:space="preserve">7α2. Ο </w:t>
+      </w:r>
+      <w:r>
+        <w:t>Admin</w:t>
+      </w:r>
+      <w:r>
+        <w:rPr>
+          <w:lang w:val="el-GR"/>
+        </w:rPr>
+        <w:t xml:space="preserve"> κλείνει το </w:t>
+      </w:r>
+      <w:r>
+        <w:t>ticket</w:t>
+      </w:r>
+      <w:r>
+        <w:rPr>
           <w:lang w:val="el-GR"/>
         </w:rPr>
         <w:t xml:space="preserve">. </w:t>
@@ -443,173 +455,46 @@
     </w:p>
     <w:p>
       <w:pPr>
-        <w:pStyle w:val="font-claude-response-body"/>
         <w:ind w:left="360"/>
         <w:rPr>
-          <w:rFonts w:asciiTheme="minorHAnsi" w:hAnsiTheme="minorHAnsi"/>
-          <w:lang w:val="el-GR"/>
-        </w:rPr>
-      </w:pPr>
-      <w:r>
-        <w:rPr>
-          <w:rFonts w:asciiTheme="minorHAnsi" w:hAnsiTheme="minorHAnsi"/>
-          <w:lang w:val="el-GR"/>
-        </w:rPr>
-        <w:t xml:space="preserve">3α3. Αν η αδυναμία επαλήθευσης επιμείνει μετά από 5 εργάσιμες, ο </w:t>
-      </w:r>
-      <w:r>
-        <w:rPr>
-          <w:rFonts w:asciiTheme="minorHAnsi" w:hAnsiTheme="minorHAnsi"/>
-        </w:rPr>
-        <w:t>Admin</w:t>
-      </w:r>
-      <w:r>
-        <w:rPr>
-          <w:rFonts w:asciiTheme="minorHAnsi" w:hAnsiTheme="minorHAnsi"/>
-          <w:lang w:val="el-GR"/>
-        </w:rPr>
-        <w:t xml:space="preserve"> απορρίπτει την αίτηση με γραπτή αιτιολόγηση και ο φορέας ειδοποιείται αυτόματα.</w:t>
-      </w:r>
-    </w:p>
-    <w:p>
-      <w:pPr>
-        <w:pStyle w:val="font-claude-response-body"/>
-        <w:ind w:left="360"/>
-        <w:rPr>
-          <w:rFonts w:asciiTheme="minorHAnsi" w:hAnsiTheme="minorHAnsi"/>
-          <w:lang w:val="el-GR"/>
-        </w:rPr>
-      </w:pPr>
-      <w:r>
-        <w:rPr>
-          <w:rStyle w:val="Strong"/>
-          <w:rFonts w:asciiTheme="minorHAnsi" w:eastAsiaTheme="majorEastAsia" w:hAnsiTheme="minorHAnsi"/>
-          <w:lang w:val="el-GR"/>
-        </w:rPr>
-        <w:lastRenderedPageBreak/>
-        <w:t xml:space="preserve">Εναλλακτική Ροή Β </w:t>
-      </w:r>
-    </w:p>
-    <w:p>
-      <w:pPr>
-        <w:pStyle w:val="font-claude-response-body"/>
-        <w:ind w:left="360"/>
-        <w:rPr>
-          <w:rFonts w:asciiTheme="minorHAnsi" w:hAnsiTheme="minorHAnsi"/>
-          <w:lang w:val="el-GR"/>
-        </w:rPr>
-      </w:pPr>
-      <w:r>
-        <w:rPr>
-          <w:rFonts w:asciiTheme="minorHAnsi" w:hAnsiTheme="minorHAnsi"/>
-          <w:lang w:val="el-GR"/>
-        </w:rPr>
-        <w:t xml:space="preserve">5α1. Παρέρχονται 10 εργάσιμες ημέρες χωρίς απάντηση από τον φορέα. </w:t>
-      </w:r>
-    </w:p>
-    <w:p>
-      <w:pPr>
-        <w:pStyle w:val="font-claude-response-body"/>
-        <w:ind w:left="360"/>
-        <w:rPr>
-          <w:rFonts w:asciiTheme="minorHAnsi" w:hAnsiTheme="minorHAnsi"/>
-          <w:lang w:val="el-GR"/>
-        </w:rPr>
-      </w:pPr>
-      <w:r>
-        <w:rPr>
-          <w:rFonts w:asciiTheme="minorHAnsi" w:hAnsiTheme="minorHAnsi"/>
-          <w:lang w:val="el-GR"/>
-        </w:rPr>
-        <w:t xml:space="preserve">5α2. Το σύστημα αποστέλλει αυτόματα τελική υπενθύμιση με προθεσμία 2 επιπλέον εργάσιμων. </w:t>
-      </w:r>
-    </w:p>
-    <w:p>
-      <w:pPr>
-        <w:pStyle w:val="font-claude-response-body"/>
-        <w:ind w:left="360"/>
-        <w:rPr>
-          <w:rFonts w:asciiTheme="minorHAnsi" w:hAnsiTheme="minorHAnsi"/>
-          <w:lang w:val="el-GR"/>
-        </w:rPr>
-      </w:pPr>
-      <w:r>
-        <w:rPr>
-          <w:rFonts w:asciiTheme="minorHAnsi" w:hAnsiTheme="minorHAnsi"/>
-          <w:lang w:val="el-GR"/>
-        </w:rPr>
-        <w:t xml:space="preserve">5α3. Αν δεν υπάρξει απόκριση, η αίτηση αρχειοθετείται ως "Ακυρώθηκε λόγω Αδράνειας", ο αιτών ειδοποιείται και μπορεί να </w:t>
-      </w:r>
-      <w:proofErr w:type="spellStart"/>
-      <w:r>
-        <w:rPr>
-          <w:rFonts w:asciiTheme="minorHAnsi" w:hAnsiTheme="minorHAnsi"/>
-          <w:lang w:val="el-GR"/>
-        </w:rPr>
-        <w:t>επανυποβάλει</w:t>
-      </w:r>
-      <w:proofErr w:type="spellEnd"/>
-      <w:r>
-        <w:rPr>
-          <w:rFonts w:asciiTheme="minorHAnsi" w:hAnsiTheme="minorHAnsi"/>
-          <w:lang w:val="el-GR"/>
-        </w:rPr>
-        <w:t xml:space="preserve"> από την αρχή.</w:t>
-      </w:r>
-    </w:p>
-    <w:p>
-      <w:pPr>
-        <w:rPr>
-          <w:b/>
-          <w:bCs/>
-          <w:lang w:val="el-GR"/>
-        </w:rPr>
-      </w:pPr>
-    </w:p>
-    <w:p>
-      <w:pPr>
-        <w:rPr>
-          <w:b/>
-          <w:bCs/>
-          <w:lang w:val="el-GR"/>
-        </w:rPr>
-      </w:pPr>
-      <w:r>
-        <w:rPr>
-          <w:b/>
-          <w:bCs/>
-        </w:rPr>
+          <w:lang w:val="el-GR"/>
+        </w:rPr>
+      </w:pPr>
+      <w:r>
+        <w:rPr>
+          <w:lang w:val="el-GR"/>
+        </w:rPr>
+        <w:t>7α3. Το σύστημα ειδοποιεί και τα δύο μέρη για το αποτέλεσμα.</w:t>
+      </w:r>
+    </w:p>
+    <w:p>
+      <w:pPr>
+        <w:rPr>
+          <w:lang w:val="el-GR"/>
+        </w:rPr>
+      </w:pPr>
+    </w:p>
+    <w:p>
+      <w:pPr>
+        <w:rPr>
+          <w:lang w:val="el-GR"/>
+        </w:rPr>
+      </w:pPr>
+      <w:r>
         <w:t>UC</w:t>
       </w:r>
       <w:r>
         <w:rPr>
-          <w:b/>
-          <w:bCs/>
-          <w:lang w:val="el-GR"/>
-        </w:rPr>
-        <w:t>-11: Διαχείριση Αναφορών και Παραπόνων</w:t>
-      </w:r>
-    </w:p>
-    <w:p>
-      <w:pPr>
-        <w:rPr>
-          <w:lang w:val="el-GR"/>
-        </w:rPr>
-      </w:pPr>
-      <w:r>
-        <w:rPr>
-          <w:b/>
-          <w:bCs/>
-          <w:lang w:val="el-GR"/>
-        </w:rPr>
-        <w:t>Κύρια Ροή:</w:t>
+          <w:lang w:val="el-GR"/>
+        </w:rPr>
+        <w:t>-13: Διαχείριση Χρηστών και Λογαριασμών</w:t>
       </w:r>
     </w:p>
     <w:p>
       <w:pPr>
         <w:numPr>
           <w:ilvl w:val="0"/>
-          <w:numId w:val="3"/>
+          <w:numId w:val="11"/>
         </w:numPr>
         <w:rPr>
           <w:lang w:val="el-GR"/>
@@ -619,14 +504,41 @@
         <w:rPr>
           <w:lang w:val="el-GR"/>
         </w:rPr>
-        <w:t>Χρήστης ή νοσοκομείο υποβάλλει αναφορά επιλέγοντας κατηγορία από προκαθορισμένη λίστα: ψευδές ιατρικό ιστορικό, ακύρωση ραντεβού χωρίς ειδοποίηση, ανάρμοστη συμπεριφορά, ψευδής ομάδα αίματος.</w:t>
+        <w:t xml:space="preserve">Ο </w:t>
+      </w:r>
+      <w:r>
+        <w:t>Admin</w:t>
+      </w:r>
+      <w:r>
+        <w:rPr>
+          <w:lang w:val="el-GR"/>
+        </w:rPr>
+        <w:t xml:space="preserve"> εισέρχεται στη σελίδα </w:t>
+      </w:r>
+      <w:r>
+        <w:t>User</w:t>
+      </w:r>
+      <w:r>
+        <w:rPr>
+          <w:lang w:val="el-GR"/>
+        </w:rPr>
+        <w:t xml:space="preserve"> </w:t>
+      </w:r>
+      <w:r>
+        <w:t>Management</w:t>
+      </w:r>
+      <w:r>
+        <w:rPr>
+          <w:lang w:val="el-GR"/>
+        </w:rPr>
+        <w:t>.</w:t>
       </w:r>
     </w:p>
     <w:p>
       <w:pPr>
         <w:numPr>
           <w:ilvl w:val="0"/>
-          <w:numId w:val="3"/>
+          <w:numId w:val="11"/>
         </w:numPr>
         <w:rPr>
           <w:lang w:val="el-GR"/>
@@ -636,43 +548,7 @@
         <w:rPr>
           <w:lang w:val="el-GR"/>
         </w:rPr>
-        <w:t xml:space="preserve">Το σύστημα παράγει </w:t>
-      </w:r>
-      <w:r>
-        <w:t>ticket</w:t>
-      </w:r>
-      <w:r>
-        <w:rPr>
-          <w:lang w:val="el-GR"/>
-        </w:rPr>
-        <w:t xml:space="preserve"> με αυτόματη αρίθμηση, καταγράφει </w:t>
-      </w:r>
-      <w:r>
-        <w:t>timestamp</w:t>
-      </w:r>
-      <w:r>
-        <w:rPr>
-          <w:lang w:val="el-GR"/>
-        </w:rPr>
-        <w:t xml:space="preserve">, </w:t>
-      </w:r>
-      <w:r>
-        <w:t>ID</w:t>
-      </w:r>
-      <w:r>
-        <w:rPr>
-          <w:lang w:val="el-GR"/>
-        </w:rPr>
-        <w:t xml:space="preserve"> αναφέροντος και </w:t>
-      </w:r>
-      <w:r>
-        <w:t>ID</w:t>
-      </w:r>
-      <w:r>
-        <w:rPr>
-          <w:lang w:val="el-GR"/>
-        </w:rPr>
-        <w:t xml:space="preserve"> αναφερόμενου, και ειδοποιεί τον </w:t>
+        <w:t xml:space="preserve">Ο </w:t>
       </w:r>
       <w:r>
         <w:t>Admin</w:t>
@@ -681,14 +557,14 @@
         <w:rPr>
           <w:lang w:val="el-GR"/>
         </w:rPr>
-        <w:t>.</w:t>
+        <w:t xml:space="preserve"> φιλτράρει τους χρήστες βάσει κριτηρίων.</w:t>
       </w:r>
     </w:p>
     <w:p>
       <w:pPr>
         <w:numPr>
           <w:ilvl w:val="0"/>
-          <w:numId w:val="3"/>
+          <w:numId w:val="11"/>
         </w:numPr>
         <w:rPr>
           <w:lang w:val="el-GR"/>
@@ -707,23 +583,14 @@
         <w:rPr>
           <w:lang w:val="el-GR"/>
         </w:rPr>
-        <w:t xml:space="preserve"> ανοίγει το </w:t>
-      </w:r>
-      <w:r>
-        <w:t>ticket</w:t>
-      </w:r>
-      <w:r>
-        <w:rPr>
-          <w:lang w:val="el-GR"/>
-        </w:rPr>
-        <w:t xml:space="preserve"> και εξετάζει το ιστορικό δραστηριότητας και των δύο εμπλεκόμενων μερών (αιμοδοσίες, ραντεβού, προηγούμενες αναφορές).</w:t>
+        <w:t xml:space="preserve"> εντοπίζει και ανοίγει το προφίλ του χρήστη.</w:t>
       </w:r>
     </w:p>
     <w:p>
       <w:pPr>
         <w:numPr>
           <w:ilvl w:val="0"/>
-          <w:numId w:val="3"/>
+          <w:numId w:val="11"/>
         </w:numPr>
         <w:rPr>
           <w:lang w:val="el-GR"/>
@@ -733,7 +600,8 @@
         <w:rPr>
           <w:lang w:val="el-GR"/>
         </w:rPr>
-        <w:t xml:space="preserve">Αν η αναφορά αφορά ψευδή ιατρικά δεδομένα, ο </w:t>
+        <w:lastRenderedPageBreak/>
+        <w:t xml:space="preserve">Ο </w:t>
       </w:r>
       <w:r>
         <w:t>Admin</w:t>
@@ -742,32 +610,14 @@
         <w:rPr>
           <w:lang w:val="el-GR"/>
         </w:rPr>
-        <w:t xml:space="preserve"> τρέχει σύγκριση των δηλωμένων στοιχείων με τα ανεβασμένα έγγραφα στο </w:t>
-      </w:r>
-      <w:r>
-        <w:t>cloud</w:t>
-      </w:r>
-      <w:r>
-        <w:rPr>
-          <w:lang w:val="el-GR"/>
-        </w:rPr>
-        <w:t xml:space="preserve"> </w:t>
-      </w:r>
-      <w:r>
-        <w:t>storage</w:t>
-      </w:r>
-      <w:r>
-        <w:rPr>
-          <w:lang w:val="el-GR"/>
-        </w:rPr>
-        <w:t>.</w:t>
+        <w:t xml:space="preserve"> εξετάζει το ιστορικό του χρήστη.</w:t>
       </w:r>
     </w:p>
     <w:p>
       <w:pPr>
         <w:numPr>
           <w:ilvl w:val="0"/>
-          <w:numId w:val="3"/>
+          <w:numId w:val="11"/>
         </w:numPr>
         <w:rPr>
           <w:lang w:val="el-GR"/>
@@ -786,14 +636,14 @@
         <w:rPr>
           <w:lang w:val="el-GR"/>
         </w:rPr>
-        <w:t xml:space="preserve"> αποστέλλει μέσω του συστήματος αίτημα διευκρινίσεων στον αναφερόμενο χρήστη με προθεσμία απάντησης 48 ωρών.</w:t>
+        <w:t xml:space="preserve"> επαληθεύει τα ανεβασμένα ιατρικά έγγραφα.</w:t>
       </w:r>
     </w:p>
     <w:p>
       <w:pPr>
         <w:numPr>
           <w:ilvl w:val="0"/>
-          <w:numId w:val="3"/>
+          <w:numId w:val="11"/>
         </w:numPr>
         <w:rPr>
           <w:lang w:val="el-GR"/>
@@ -812,14 +662,14 @@
         <w:rPr>
           <w:lang w:val="el-GR"/>
         </w:rPr>
-        <w:t xml:space="preserve"> εξετάζει την απάντηση και τυχόν αποδεικτικά στοιχεία που προσκόμισε ο αναφερόμενος.</w:t>
+        <w:t xml:space="preserve"> αλλάζει την κατάσταση του λογαριασμού.</w:t>
       </w:r>
     </w:p>
     <w:p>
       <w:pPr>
         <w:numPr>
           <w:ilvl w:val="0"/>
-          <w:numId w:val="3"/>
+          <w:numId w:val="11"/>
         </w:numPr>
         <w:rPr>
           <w:lang w:val="el-GR"/>
@@ -829,7 +679,7 @@
         <w:rPr>
           <w:lang w:val="el-GR"/>
         </w:rPr>
-        <w:t xml:space="preserve">Με βάση το σύνολο των στοιχείων, ο </w:t>
+        <w:t xml:space="preserve">Ο </w:t>
       </w:r>
       <w:r>
         <w:t>Admin</w:t>
@@ -838,14 +688,14 @@
         <w:rPr>
           <w:lang w:val="el-GR"/>
         </w:rPr>
-        <w:t xml:space="preserve"> αποφασίζει: προειδοποίηση, προσωρινή αναστολή (7–30 ημέρες) ή οριστικό μπλοκάρισμα λογαριασμού.</w:t>
+        <w:t xml:space="preserve"> τροποποιεί τα δικαιώματα του χρήστη αν χρειάζεται.</w:t>
       </w:r>
     </w:p>
     <w:p>
       <w:pPr>
         <w:numPr>
           <w:ilvl w:val="0"/>
-          <w:numId w:val="3"/>
+          <w:numId w:val="11"/>
         </w:numPr>
         <w:rPr>
           <w:lang w:val="el-GR"/>
@@ -855,23 +705,32 @@
         <w:rPr>
           <w:lang w:val="el-GR"/>
         </w:rPr>
-        <w:t xml:space="preserve">Η απόφαση καταγράφεται στο </w:t>
-      </w:r>
-      <w:r>
-        <w:t>ticket</w:t>
-      </w:r>
-      <w:r>
-        <w:rPr>
-          <w:lang w:val="el-GR"/>
-        </w:rPr>
-        <w:t xml:space="preserve"> με πλήρη αιτιολόγηση και αμφότερα τα μέρη λαμβάνουν αυτοματοποιημένη ειδοποίηση με το αποτέλεσμα.</w:t>
+        <w:t xml:space="preserve">Το σύστημα καταγράφει τις αλλαγές σε </w:t>
+      </w:r>
+      <w:r>
+        <w:t>audit</w:t>
+      </w:r>
+      <w:r>
+        <w:rPr>
+          <w:lang w:val="el-GR"/>
+        </w:rPr>
+        <w:t xml:space="preserve"> </w:t>
+      </w:r>
+      <w:r>
+        <w:t>log</w:t>
+      </w:r>
+      <w:r>
+        <w:rPr>
+          <w:lang w:val="el-GR"/>
+        </w:rPr>
+        <w:t>.</w:t>
       </w:r>
     </w:p>
     <w:p>
       <w:pPr>
         <w:numPr>
           <w:ilvl w:val="0"/>
-          <w:numId w:val="3"/>
+          <w:numId w:val="11"/>
         </w:numPr>
         <w:rPr>
           <w:lang w:val="el-GR"/>
@@ -881,23 +740,14 @@
         <w:rPr>
           <w:lang w:val="el-GR"/>
         </w:rPr>
-        <w:t xml:space="preserve">Αν εμπλέκεται νοσοκομείο, ενεργοποιείται αυτόματα διαδικασία εκ νέου επαλήθευσης πιστοποίησης σύμφωνα με το </w:t>
-      </w:r>
-      <w:r>
-        <w:t>UC</w:t>
-      </w:r>
-      <w:r>
-        <w:rPr>
-          <w:lang w:val="el-GR"/>
-        </w:rPr>
-        <w:t>-10.</w:t>
+        <w:t>Το σύστημα ειδοποιεί τον χρήστη για τις αλλαγές.</w:t>
       </w:r>
     </w:p>
     <w:p>
       <w:pPr>
         <w:numPr>
           <w:ilvl w:val="0"/>
-          <w:numId w:val="3"/>
+          <w:numId w:val="11"/>
         </w:numPr>
         <w:rPr>
           <w:lang w:val="el-GR"/>
@@ -907,305 +757,193 @@
         <w:rPr>
           <w:lang w:val="el-GR"/>
         </w:rPr>
-        <w:t xml:space="preserve">Το </w:t>
-      </w:r>
-      <w:r>
-        <w:t>ticket</w:t>
-      </w:r>
-      <w:r>
-        <w:rPr>
-          <w:lang w:val="el-GR"/>
-        </w:rPr>
-        <w:t xml:space="preserve"> κλείνει, αρχειοθετείται και ενσωματώνεται στη μηνιαία αναφορά ποιότητας που παράγει το σύστημα.</w:t>
-      </w:r>
-    </w:p>
-    <w:p>
-      <w:pPr>
-        <w:pStyle w:val="font-claude-response-body"/>
-        <w:ind w:left="360"/>
-        <w:rPr>
-          <w:rFonts w:asciiTheme="minorHAnsi" w:hAnsiTheme="minorHAnsi"/>
-          <w:lang w:val="el-GR"/>
-        </w:rPr>
-      </w:pPr>
-      <w:r>
-        <w:rPr>
-          <w:rStyle w:val="Strong"/>
-          <w:rFonts w:asciiTheme="minorHAnsi" w:eastAsiaTheme="majorEastAsia" w:hAnsiTheme="minorHAnsi"/>
-          <w:lang w:val="el-GR"/>
-        </w:rPr>
-        <w:lastRenderedPageBreak/>
-        <w:t xml:space="preserve">Εναλλακτική Ροή Α </w:t>
-      </w:r>
-    </w:p>
-    <w:p>
-      <w:pPr>
-        <w:pStyle w:val="font-claude-response-body"/>
-        <w:ind w:left="360"/>
-        <w:rPr>
-          <w:rFonts w:asciiTheme="minorHAnsi" w:hAnsiTheme="minorHAnsi"/>
-          <w:lang w:val="el-GR"/>
-        </w:rPr>
-      </w:pPr>
-      <w:r>
-        <w:rPr>
-          <w:rFonts w:asciiTheme="minorHAnsi" w:hAnsiTheme="minorHAnsi"/>
-          <w:lang w:val="el-GR"/>
-        </w:rPr>
-        <w:t xml:space="preserve">5α1. Παρέρχονται 48 ώρες χωρίς απάντηση από τον αναφερόμενο χρήστη. </w:t>
-      </w:r>
-    </w:p>
-    <w:p>
-      <w:pPr>
-        <w:pStyle w:val="font-claude-response-body"/>
-        <w:ind w:left="360"/>
-        <w:rPr>
-          <w:rFonts w:asciiTheme="minorHAnsi" w:hAnsiTheme="minorHAnsi"/>
-          <w:lang w:val="el-GR"/>
-        </w:rPr>
-      </w:pPr>
-      <w:r>
-        <w:rPr>
-          <w:rFonts w:asciiTheme="minorHAnsi" w:hAnsiTheme="minorHAnsi"/>
-          <w:lang w:val="el-GR"/>
-        </w:rPr>
-        <w:t xml:space="preserve">5α2. Το </w:t>
-      </w:r>
-      <w:r>
-        <w:rPr>
-          <w:rFonts w:asciiTheme="minorHAnsi" w:hAnsiTheme="minorHAnsi"/>
-        </w:rPr>
-        <w:t>ticket</w:t>
-      </w:r>
-      <w:r>
-        <w:rPr>
-          <w:rFonts w:asciiTheme="minorHAnsi" w:hAnsiTheme="minorHAnsi"/>
-          <w:lang w:val="el-GR"/>
-        </w:rPr>
-        <w:t xml:space="preserve"> κλιμακώνεται αυτόματα σε "Υψηλής Προτεραιότητας" και ο λογαριασμός τίθεται σε προσωρινή αναστολή. </w:t>
-      </w:r>
-    </w:p>
-    <w:p>
-      <w:pPr>
-        <w:pStyle w:val="font-claude-response-body"/>
-        <w:ind w:left="360"/>
-        <w:rPr>
-          <w:rFonts w:asciiTheme="minorHAnsi" w:hAnsiTheme="minorHAnsi"/>
-          <w:lang w:val="el-GR"/>
-        </w:rPr>
-      </w:pPr>
-      <w:r>
-        <w:rPr>
-          <w:rFonts w:asciiTheme="minorHAnsi" w:hAnsiTheme="minorHAnsi"/>
-          <w:lang w:val="el-GR"/>
-        </w:rPr>
-        <w:t xml:space="preserve">5α3. Αποστέλλεται τελική ειδοποίηση με νέα προθεσμία 24 ωρών, μετά την οποία ο </w:t>
-      </w:r>
-      <w:r>
-        <w:rPr>
-          <w:rFonts w:asciiTheme="minorHAnsi" w:hAnsiTheme="minorHAnsi"/>
-        </w:rPr>
+        <w:t xml:space="preserve">Ο </w:t>
+      </w:r>
+      <w:r>
         <w:t>Admin</w:t>
       </w:r>
       <w:r>
         <w:rPr>
-          <w:rFonts w:asciiTheme="minorHAnsi" w:hAnsiTheme="minorHAnsi"/>
-          <w:lang w:val="el-GR"/>
-        </w:rPr>
-        <w:t xml:space="preserve"> οριστικοποιεί την απόφασή του βάσει των υπαρχόντων στοιχείων.</w:t>
-      </w:r>
-    </w:p>
-    <w:p>
-      <w:pPr>
-        <w:pStyle w:val="font-claude-response-body"/>
-        <w:ind w:left="360"/>
-        <w:rPr>
-          <w:rFonts w:asciiTheme="minorHAnsi" w:hAnsiTheme="minorHAnsi"/>
-          <w:lang w:val="el-GR"/>
-        </w:rPr>
-      </w:pPr>
-      <w:r>
-        <w:rPr>
-          <w:rStyle w:val="Strong"/>
-          <w:rFonts w:asciiTheme="minorHAnsi" w:eastAsiaTheme="majorEastAsia" w:hAnsiTheme="minorHAnsi"/>
-          <w:lang w:val="el-GR"/>
-        </w:rPr>
-        <w:t xml:space="preserve">Εναλλακτική Ροή Β </w:t>
-      </w:r>
-    </w:p>
-    <w:p>
-      <w:pPr>
-        <w:pStyle w:val="font-claude-response-body"/>
-        <w:ind w:left="360"/>
-        <w:rPr>
-          <w:rFonts w:asciiTheme="minorHAnsi" w:hAnsiTheme="minorHAnsi"/>
-          <w:lang w:val="el-GR"/>
-        </w:rPr>
-      </w:pPr>
-      <w:r>
-        <w:rPr>
-          <w:rFonts w:asciiTheme="minorHAnsi" w:hAnsiTheme="minorHAnsi"/>
+          <w:lang w:val="el-GR"/>
+        </w:rPr>
+        <w:t xml:space="preserve"> καταχωρεί εσωτερική σημείωση και κλείνει την περίπτωση.</w:t>
+      </w:r>
+    </w:p>
+    <w:p>
+      <w:pPr>
+        <w:rPr>
+          <w:lang w:val="el-GR"/>
+        </w:rPr>
+      </w:pPr>
+    </w:p>
+    <w:p>
+      <w:pPr>
+        <w:rPr>
+          <w:lang w:val="el-GR"/>
+        </w:rPr>
+      </w:pPr>
+      <w:r>
+        <w:t>UC</w:t>
+      </w:r>
+      <w:r>
+        <w:rPr>
+          <w:lang w:val="el-GR"/>
+        </w:rPr>
+        <w:t>-13: Εναλλακτικές Ροές</w:t>
+      </w:r>
+    </w:p>
+    <w:p>
+      <w:pPr>
+        <w:rPr>
+          <w:lang w:val="el-GR"/>
+        </w:rPr>
+      </w:pPr>
+      <w:r>
+        <w:rPr>
+          <w:lang w:val="el-GR"/>
+        </w:rPr>
+        <w:t>Εναλλακτική Ροή Α</w:t>
+      </w:r>
+    </w:p>
+    <w:p>
+      <w:pPr>
+        <w:rPr>
+          <w:lang w:val="el-GR"/>
+        </w:rPr>
+      </w:pPr>
+      <w:r>
+        <w:rPr>
+          <w:lang w:val="el-GR"/>
+        </w:rPr>
+        <w:t xml:space="preserve">5α1. Ο </w:t>
+      </w:r>
+      <w:r>
+        <w:t>Admin</w:t>
+      </w:r>
+      <w:r>
+        <w:rPr>
+          <w:lang w:val="el-GR"/>
+        </w:rPr>
+        <w:t xml:space="preserve"> εντοπίζει έγγραφο ελλιπές ή λανθασμένου τύπου. </w:t>
+      </w:r>
+    </w:p>
+    <w:p>
+      <w:pPr>
+        <w:rPr>
+          <w:lang w:val="el-GR"/>
+        </w:rPr>
+      </w:pPr>
+      <w:r>
+        <w:rPr>
+          <w:lang w:val="el-GR"/>
+        </w:rPr>
+        <w:t xml:space="preserve">5α2. Ο </w:t>
+      </w:r>
+      <w:r>
+        <w:t>Admin</w:t>
+      </w:r>
+      <w:r>
+        <w:rPr>
+          <w:lang w:val="el-GR"/>
+        </w:rPr>
+        <w:t xml:space="preserve"> αποστέλλει αίτημα </w:t>
+      </w:r>
+      <w:r>
+        <w:rPr>
+          <w:lang w:val="el-GR"/>
+        </w:rPr>
+        <w:t xml:space="preserve">για ξανά υποβολή </w:t>
+      </w:r>
+      <w:r>
+        <w:rPr>
+          <w:lang w:val="el-GR"/>
+        </w:rPr>
+        <w:t xml:space="preserve">με οδηγίες διόρθωσης. </w:t>
+      </w:r>
+    </w:p>
+    <w:p>
+      <w:pPr>
+        <w:rPr>
+          <w:lang w:val="el-GR"/>
+        </w:rPr>
+      </w:pPr>
+      <w:r>
+        <w:rPr>
+          <w:lang w:val="el-GR"/>
+        </w:rPr>
+        <w:t xml:space="preserve">5α3. Το σύστημα θέτει τον λογαριασμό σε "Υπό Επαλήθευση" </w:t>
+      </w:r>
+      <w:r>
+        <w:rPr>
+          <w:lang w:val="el-GR"/>
+        </w:rPr>
+        <w:t>μέχρι να ξαναγίνει υποβολή</w:t>
+      </w:r>
+      <w:r>
+        <w:rPr>
+          <w:lang w:val="el-GR"/>
+        </w:rPr>
+        <w:t>.</w:t>
+      </w:r>
+    </w:p>
+    <w:p>
+      <w:pPr>
+        <w:rPr>
+          <w:lang w:val="el-GR"/>
+        </w:rPr>
+      </w:pPr>
+      <w:r>
+        <w:rPr>
+          <w:lang w:val="el-GR"/>
+        </w:rPr>
+        <w:t>Εναλλακτική Ροή Β</w:t>
+      </w:r>
+    </w:p>
+    <w:p>
+      <w:pPr>
+        <w:rPr>
+          <w:lang w:val="el-GR"/>
+        </w:rPr>
+      </w:pPr>
+      <w:r>
+        <w:rPr>
           <w:lang w:val="el-GR"/>
         </w:rPr>
         <w:t xml:space="preserve">6α1. Ο </w:t>
       </w:r>
       <w:r>
-        <w:rPr>
-          <w:rFonts w:asciiTheme="minorHAnsi" w:hAnsiTheme="minorHAnsi"/>
-        </w:rPr>
         <w:t>Admin</w:t>
       </w:r>
       <w:r>
         <w:rPr>
-          <w:rFonts w:asciiTheme="minorHAnsi" w:hAnsiTheme="minorHAnsi"/>
-          <w:lang w:val="el-GR"/>
-        </w:rPr>
-        <w:t xml:space="preserve"> εξετάζει τα στοιχεία και κρίνει ότι δεν τεκμηριώνεται παράβαση. </w:t>
-      </w:r>
-    </w:p>
-    <w:p>
-      <w:pPr>
-        <w:pStyle w:val="font-claude-response-body"/>
-        <w:ind w:left="360"/>
-        <w:rPr>
-          <w:rFonts w:asciiTheme="minorHAnsi" w:hAnsiTheme="minorHAnsi"/>
-          <w:lang w:val="el-GR"/>
-        </w:rPr>
-      </w:pPr>
-      <w:r>
-        <w:rPr>
-          <w:rFonts w:asciiTheme="minorHAnsi" w:hAnsiTheme="minorHAnsi"/>
-          <w:lang w:val="el-GR"/>
-        </w:rPr>
-        <w:t xml:space="preserve">6α2. Το </w:t>
-      </w:r>
-      <w:r>
-        <w:rPr>
-          <w:rFonts w:asciiTheme="minorHAnsi" w:hAnsiTheme="minorHAnsi"/>
-        </w:rPr>
-        <w:t>ticket</w:t>
-      </w:r>
-      <w:r>
-        <w:rPr>
-          <w:rFonts w:asciiTheme="minorHAnsi" w:hAnsiTheme="minorHAnsi"/>
-          <w:lang w:val="el-GR"/>
-        </w:rPr>
-        <w:t xml:space="preserve"> κλείνει ως "Αβάσιμο", ο αναφερόμενος δεν λαμβάνει καμία κύρωση και αμφότερα τα μέρη ειδοποιούνται γραπτώς. </w:t>
-      </w:r>
-    </w:p>
-    <w:p>
-      <w:pPr>
-        <w:pStyle w:val="font-claude-response-body"/>
-        <w:ind w:left="360"/>
-        <w:rPr>
-          <w:rFonts w:asciiTheme="minorHAnsi" w:hAnsiTheme="minorHAnsi"/>
-          <w:lang w:val="el-GR"/>
-        </w:rPr>
-      </w:pPr>
-      <w:r>
-        <w:rPr>
-          <w:rFonts w:asciiTheme="minorHAnsi" w:hAnsiTheme="minorHAnsi"/>
-          <w:lang w:val="el-GR"/>
-        </w:rPr>
-        <w:t xml:space="preserve">6α3. Αν ο ίδιος χρήστης έχει υποβάλει τρεις αβάσιμες αναφορές συνολικά, το σύστημα τον </w:t>
-      </w:r>
-      <w:proofErr w:type="spellStart"/>
-      <w:r>
-        <w:rPr>
-          <w:rFonts w:asciiTheme="minorHAnsi" w:hAnsiTheme="minorHAnsi"/>
-          <w:lang w:val="el-GR"/>
-        </w:rPr>
-        <w:t>σημαιοδοτεί</w:t>
-      </w:r>
-      <w:proofErr w:type="spellEnd"/>
-      <w:r>
-        <w:rPr>
-          <w:rFonts w:asciiTheme="minorHAnsi" w:hAnsiTheme="minorHAnsi"/>
-          <w:lang w:val="el-GR"/>
-        </w:rPr>
-        <w:t xml:space="preserve"> αυτόματα για έλεγχο από τον </w:t>
-      </w:r>
-      <w:r>
-        <w:rPr>
-          <w:rFonts w:asciiTheme="minorHAnsi" w:hAnsiTheme="minorHAnsi"/>
-        </w:rPr>
+          <w:lang w:val="el-GR"/>
+        </w:rPr>
+        <w:t xml:space="preserve"> εντοπίζει λογαριασμό ανενεργό πάνω από 12 μήνες. </w:t>
+      </w:r>
+    </w:p>
+    <w:p>
+      <w:pPr>
+        <w:rPr>
+          <w:lang w:val="el-GR"/>
+        </w:rPr>
+      </w:pPr>
+      <w:r>
+        <w:rPr>
+          <w:lang w:val="el-GR"/>
+        </w:rPr>
+        <w:t xml:space="preserve">6α2. Ο </w:t>
+      </w:r>
+      <w:r>
         <w:t>Admin</w:t>
       </w:r>
       <w:r>
         <w:rPr>
-          <w:rFonts w:asciiTheme="minorHAnsi" w:hAnsiTheme="minorHAnsi"/>
-          <w:lang w:val="el-GR"/>
-        </w:rPr>
-        <w:t>.</w:t>
-      </w:r>
-    </w:p>
-    <w:p>
-      <w:pPr>
-        <w:rPr>
-          <w:b/>
-          <w:bCs/>
-          <w:lang w:val="el-GR"/>
-        </w:rPr>
-      </w:pPr>
-      <w:r>
-        <w:rPr>
-          <w:b/>
-          <w:bCs/>
-        </w:rPr>
-        <w:t>UC</w:t>
-      </w:r>
-      <w:r>
-        <w:rPr>
-          <w:b/>
-          <w:bCs/>
-          <w:lang w:val="el-GR"/>
-        </w:rPr>
-        <w:t>-13: Διαχείριση Χρηστών και Λογαριασμών</w:t>
-      </w:r>
-    </w:p>
-    <w:p>
-      <w:pPr>
-        <w:rPr>
-          <w:lang w:val="el-GR"/>
-        </w:rPr>
-      </w:pPr>
-      <w:r>
-        <w:rPr>
-          <w:b/>
-          <w:bCs/>
-          <w:lang w:val="el-GR"/>
-        </w:rPr>
-        <w:t>Κύρια Ροή:</w:t>
-      </w:r>
-    </w:p>
-    <w:p>
-      <w:pPr>
-        <w:pStyle w:val="ListParagraph"/>
-        <w:numPr>
-          <w:ilvl w:val="0"/>
-          <w:numId w:val="9"/>
-        </w:numPr>
-        <w:rPr>
-          <w:lang w:val="el-GR"/>
-        </w:rPr>
-      </w:pPr>
-      <w:r>
-        <w:rPr>
-          <w:lang w:val="el-GR"/>
-        </w:rPr>
-        <w:t xml:space="preserve">Ο </w:t>
-      </w:r>
-      <w:r>
-        <w:t>Admin</w:t>
-      </w:r>
-      <w:r>
-        <w:rPr>
-          <w:lang w:val="el-GR"/>
-        </w:rPr>
-        <w:t xml:space="preserve"> εισέρχεται στο </w:t>
-      </w:r>
-      <w:r>
-        <w:t>User</w:t>
+          <w:lang w:val="el-GR"/>
+        </w:rPr>
+        <w:t xml:space="preserve"> εκκινεί διαδικασία αρχειοθέτησης και το σύστημα στέλνει </w:t>
+      </w:r>
+      <w:r>
+        <w:t>email</w:t>
       </w:r>
       <w:r>
         <w:rPr>
@@ -1214,514 +952,13 @@
         <w:t xml:space="preserve"> </w:t>
       </w:r>
       <w:r>
-        <w:t>Management</w:t>
-      </w:r>
-      <w:r>
-        <w:rPr>
-          <w:lang w:val="el-GR"/>
-        </w:rPr>
-        <w:t xml:space="preserve"> </w:t>
-      </w:r>
-      <w:r>
-        <w:t>panel</w:t>
-      </w:r>
-      <w:r>
-        <w:rPr>
-          <w:lang w:val="el-GR"/>
-        </w:rPr>
-        <w:t xml:space="preserve"> και φιλτράρει χρήστες βάσει κριτηρίων: ομάδα αίματος, κατάσταση λογαριασμού, τελευταία δραστηριότητα, εκκρεμείς επαληθεύσεις εγγράφων.</w:t>
-      </w:r>
-    </w:p>
-    <w:p>
-      <w:pPr>
-        <w:pStyle w:val="ListParagraph"/>
-        <w:numPr>
-          <w:ilvl w:val="0"/>
-          <w:numId w:val="9"/>
-        </w:numPr>
-        <w:rPr>
-          <w:lang w:val="el-GR"/>
-        </w:rPr>
-      </w:pPr>
-      <w:r>
-        <w:rPr>
-          <w:lang w:val="el-GR"/>
-        </w:rPr>
-        <w:t>Εντοπίζει τον χρήστη μέσω αναζήτησης (</w:t>
-      </w:r>
-      <w:r>
-        <w:t>email</w:t>
-      </w:r>
-      <w:r>
-        <w:rPr>
-          <w:lang w:val="el-GR"/>
-        </w:rPr>
-        <w:t xml:space="preserve">, ονοματεπώνυμο ή </w:t>
-      </w:r>
-      <w:r>
-        <w:t>ID</w:t>
-      </w:r>
-      <w:r>
-        <w:rPr>
-          <w:lang w:val="el-GR"/>
-        </w:rPr>
-        <w:t>) και ανοίγει το πλήρες προφίλ του.</w:t>
-      </w:r>
-    </w:p>
-    <w:p>
-      <w:pPr>
-        <w:pStyle w:val="ListParagraph"/>
-        <w:numPr>
-          <w:ilvl w:val="0"/>
-          <w:numId w:val="9"/>
-        </w:numPr>
-        <w:rPr>
-          <w:lang w:val="el-GR"/>
-        </w:rPr>
-      </w:pPr>
-      <w:r>
-        <w:rPr>
-          <w:lang w:val="el-GR"/>
-        </w:rPr>
-        <w:t>Εξετάζει το ιστορικό του χρήστη: αριθμό αιμοδοσιών, ακυρωμένα ραντεβού, ανεβασμένα έγγραφα, παλαιότερες αναφορές εις βάρος του.</w:t>
-      </w:r>
-    </w:p>
-    <w:p>
-      <w:pPr>
-        <w:pStyle w:val="ListParagraph"/>
-        <w:numPr>
-          <w:ilvl w:val="0"/>
-          <w:numId w:val="9"/>
-        </w:numPr>
-        <w:rPr>
-          <w:lang w:val="el-GR"/>
-        </w:rPr>
-      </w:pPr>
-      <w:r>
-        <w:rPr>
-          <w:lang w:val="el-GR"/>
-        </w:rPr>
-        <w:t>Επαληθεύει τα ανεβασμένα ιατρικά έγγραφα ως προς ορθότητα τύπου, ημερομηνία έκδοσης και πληρότητα περιεχομένου.</w:t>
-      </w:r>
-    </w:p>
-    <w:p>
-      <w:pPr>
-        <w:pStyle w:val="ListParagraph"/>
-        <w:numPr>
-          <w:ilvl w:val="0"/>
-          <w:numId w:val="9"/>
-        </w:numPr>
-        <w:rPr>
-          <w:lang w:val="el-GR"/>
-        </w:rPr>
-      </w:pPr>
-      <w:r>
-        <w:rPr>
-          <w:lang w:val="el-GR"/>
-        </w:rPr>
-        <w:t xml:space="preserve">Εφόσον απαιτείται παρέμβαση, ο </w:t>
-      </w:r>
-      <w:r>
-        <w:t>Admin</w:t>
-      </w:r>
-      <w:r>
-        <w:rPr>
-          <w:lang w:val="el-GR"/>
-        </w:rPr>
-        <w:t xml:space="preserve"> αλλάζει την κατάσταση λογαριασμού επιλέγοντας: Ενεργός / </w:t>
-      </w:r>
-      <w:proofErr w:type="spellStart"/>
-      <w:r>
-        <w:rPr>
-          <w:lang w:val="el-GR"/>
-        </w:rPr>
-        <w:t>Ανασταλμένος</w:t>
-      </w:r>
-      <w:proofErr w:type="spellEnd"/>
-      <w:r>
-        <w:rPr>
-          <w:lang w:val="el-GR"/>
-        </w:rPr>
-        <w:t xml:space="preserve"> / Υπό Επαλήθευση / Ανενεργός.</w:t>
-      </w:r>
-    </w:p>
-    <w:p>
-      <w:pPr>
-        <w:pStyle w:val="ListParagraph"/>
-        <w:numPr>
-          <w:ilvl w:val="0"/>
-          <w:numId w:val="9"/>
-        </w:numPr>
-        <w:rPr>
-          <w:lang w:val="el-GR"/>
-        </w:rPr>
-      </w:pPr>
-      <w:r>
-        <w:rPr>
-          <w:lang w:val="el-GR"/>
-        </w:rPr>
-        <w:t xml:space="preserve">Ο </w:t>
-      </w:r>
-      <w:r>
-        <w:t>Admin</w:t>
-      </w:r>
-      <w:r>
-        <w:rPr>
-          <w:lang w:val="el-GR"/>
-        </w:rPr>
-        <w:t xml:space="preserve"> τροποποιεί αν χρειαστεί τα δικαιώματα χρήστη, π.χ. αφαιρεί τη δυνατότητα ανταπόκρισης σε επείγουσες εκκλήσεις έως ολοκλήρωση επαλήθευσης.</w:t>
-      </w:r>
-    </w:p>
-    <w:p>
-      <w:pPr>
-        <w:pStyle w:val="ListParagraph"/>
-        <w:numPr>
-          <w:ilvl w:val="0"/>
-          <w:numId w:val="9"/>
-        </w:numPr>
-        <w:rPr>
-          <w:lang w:val="el-GR"/>
-        </w:rPr>
-      </w:pPr>
-      <w:r>
-        <w:rPr>
-          <w:lang w:val="el-GR"/>
-        </w:rPr>
-        <w:t xml:space="preserve">Για χρήστες ανενεργούς πάνω από 12 μήνες, ο </w:t>
-      </w:r>
-      <w:r>
-        <w:t>Admin</w:t>
-      </w:r>
-      <w:r>
-        <w:rPr>
-          <w:lang w:val="el-GR"/>
-        </w:rPr>
-        <w:t xml:space="preserve"> εκκινεί αυτόματη αποστολή </w:t>
-      </w:r>
-      <w:r>
-        <w:t>email</w:t>
-      </w:r>
-      <w:r>
-        <w:rPr>
-          <w:lang w:val="el-GR"/>
-        </w:rPr>
-        <w:t xml:space="preserve"> </w:t>
-      </w:r>
-      <w:proofErr w:type="spellStart"/>
-      <w:r>
-        <w:rPr>
-          <w:lang w:val="el-GR"/>
-        </w:rPr>
-        <w:t>επανενεργοποίησης</w:t>
-      </w:r>
-      <w:proofErr w:type="spellEnd"/>
-      <w:r>
-        <w:rPr>
-          <w:lang w:val="el-GR"/>
-        </w:rPr>
-        <w:t xml:space="preserve"> με προθεσμία απάντησης 30 ημερών.</w:t>
-      </w:r>
-    </w:p>
-    <w:p>
-      <w:pPr>
-        <w:pStyle w:val="ListParagraph"/>
-        <w:numPr>
-          <w:ilvl w:val="0"/>
-          <w:numId w:val="9"/>
-        </w:numPr>
-        <w:rPr>
-          <w:lang w:val="el-GR"/>
-        </w:rPr>
-      </w:pPr>
-      <w:r>
-        <w:rPr>
-          <w:lang w:val="el-GR"/>
-        </w:rPr>
-        <w:t xml:space="preserve">Κάθε αλλαγή καταγράφεται αυτόματα σε </w:t>
-      </w:r>
-      <w:r>
-        <w:t>audit</w:t>
-      </w:r>
-      <w:r>
-        <w:rPr>
-          <w:lang w:val="el-GR"/>
-        </w:rPr>
-        <w:t xml:space="preserve"> </w:t>
-      </w:r>
-      <w:r>
-        <w:t>log</w:t>
-      </w:r>
-      <w:r>
-        <w:rPr>
-          <w:lang w:val="el-GR"/>
-        </w:rPr>
-        <w:t xml:space="preserve"> με </w:t>
-      </w:r>
-      <w:r>
-        <w:t>timestamp</w:t>
-      </w:r>
-      <w:r>
-        <w:rPr>
-          <w:lang w:val="el-GR"/>
-        </w:rPr>
-        <w:t xml:space="preserve">, είδος αλλαγής και </w:t>
-      </w:r>
-      <w:r>
-        <w:t>ID</w:t>
-      </w:r>
-      <w:r>
-        <w:rPr>
-          <w:lang w:val="el-GR"/>
-        </w:rPr>
-        <w:t xml:space="preserve"> του </w:t>
-      </w:r>
-      <w:r>
-        <w:t>Admin</w:t>
-      </w:r>
-      <w:r>
-        <w:rPr>
-          <w:lang w:val="el-GR"/>
-        </w:rPr>
-        <w:t xml:space="preserve"> που την εκτέλεσε.</w:t>
-      </w:r>
-    </w:p>
-    <w:p>
-      <w:pPr>
-        <w:pStyle w:val="ListParagraph"/>
-        <w:numPr>
-          <w:ilvl w:val="0"/>
-          <w:numId w:val="9"/>
-        </w:numPr>
-        <w:rPr>
-          <w:lang w:val="el-GR"/>
-        </w:rPr>
-      </w:pPr>
-      <w:r>
-        <w:rPr>
-          <w:lang w:val="el-GR"/>
-        </w:rPr>
-        <w:lastRenderedPageBreak/>
-        <w:t>Ο χρήστης λαμβάνει ειδοποίηση (</w:t>
-      </w:r>
-      <w:r>
-        <w:t>push</w:t>
-      </w:r>
-      <w:r>
-        <w:rPr>
-          <w:lang w:val="el-GR"/>
-        </w:rPr>
-        <w:t xml:space="preserve"> ή </w:t>
-      </w:r>
-      <w:r>
-        <w:t>email</w:t>
-      </w:r>
-      <w:r>
-        <w:rPr>
-          <w:lang w:val="el-GR"/>
-        </w:rPr>
-        <w:t xml:space="preserve"> ανάλογα με τις προτιμήσεις του) για κάθε αλλαγή που αφορά τον λογαριασμό του.</w:t>
-      </w:r>
-    </w:p>
-    <w:p>
-      <w:pPr>
-        <w:pStyle w:val="ListParagraph"/>
-        <w:numPr>
-          <w:ilvl w:val="0"/>
-          <w:numId w:val="9"/>
-        </w:numPr>
-        <w:rPr>
-          <w:lang w:val="el-GR"/>
-        </w:rPr>
-      </w:pPr>
-      <w:r>
-        <w:rPr>
-          <w:lang w:val="el-GR"/>
-        </w:rPr>
-        <w:t xml:space="preserve">Ο </w:t>
-      </w:r>
-      <w:r>
-        <w:t>Admin</w:t>
-      </w:r>
-      <w:r>
-        <w:rPr>
-          <w:lang w:val="el-GR"/>
-        </w:rPr>
-        <w:t xml:space="preserve"> κλείνει την περίπτωση καταχωρώντας αιτιολόγηση στο εσωτερικό πεδίο σημειώσεων, η οποία δεν είναι ορατή στον χρήστη.</w:t>
-      </w:r>
-    </w:p>
-    <w:p>
-      <w:pPr>
-        <w:pStyle w:val="font-claude-response-body"/>
-        <w:ind w:left="360"/>
-        <w:rPr>
-          <w:rFonts w:asciiTheme="minorHAnsi" w:hAnsiTheme="minorHAnsi"/>
-          <w:lang w:val="el-GR"/>
-        </w:rPr>
-      </w:pPr>
-      <w:r>
-        <w:rPr>
-          <w:rStyle w:val="Strong"/>
-          <w:rFonts w:asciiTheme="minorHAnsi" w:eastAsiaTheme="majorEastAsia" w:hAnsiTheme="minorHAnsi"/>
-          <w:lang w:val="el-GR"/>
-        </w:rPr>
-        <w:t>Εναλλακτική Ροή Α</w:t>
-      </w:r>
-    </w:p>
-    <w:p>
-      <w:pPr>
-        <w:pStyle w:val="font-claude-response-body"/>
-        <w:ind w:left="360"/>
-        <w:rPr>
-          <w:rFonts w:asciiTheme="minorHAnsi" w:hAnsiTheme="minorHAnsi"/>
-          <w:lang w:val="el-GR"/>
-        </w:rPr>
-      </w:pPr>
-      <w:r>
-        <w:rPr>
-          <w:rFonts w:asciiTheme="minorHAnsi" w:hAnsiTheme="minorHAnsi"/>
-          <w:lang w:val="el-GR"/>
-        </w:rPr>
-        <w:t xml:space="preserve">4α1. Ο </w:t>
-      </w:r>
-      <w:r>
-        <w:rPr>
-          <w:rFonts w:asciiTheme="minorHAnsi" w:hAnsiTheme="minorHAnsi"/>
-        </w:rPr>
-        <w:t>Admin</w:t>
-      </w:r>
-      <w:r>
-        <w:rPr>
-          <w:rFonts w:asciiTheme="minorHAnsi" w:hAnsiTheme="minorHAnsi"/>
-          <w:lang w:val="el-GR"/>
-        </w:rPr>
-        <w:t xml:space="preserve"> εντοπίζει ότι το έγγραφο είναι ελλιπές, ληγμένο ή λανθασμένου τύπου.</w:t>
-      </w:r>
-    </w:p>
-    <w:p>
-      <w:pPr>
-        <w:pStyle w:val="font-claude-response-body"/>
-        <w:ind w:left="360"/>
-        <w:rPr>
-          <w:rFonts w:asciiTheme="minorHAnsi" w:hAnsiTheme="minorHAnsi"/>
-          <w:lang w:val="el-GR"/>
-        </w:rPr>
-      </w:pPr>
-      <w:r>
-        <w:rPr>
-          <w:rFonts w:asciiTheme="minorHAnsi" w:hAnsiTheme="minorHAnsi"/>
-          <w:lang w:val="el-GR"/>
-        </w:rPr>
-        <w:t xml:space="preserve">4α2. Αποστέλλει στον χρήστη αίτημα </w:t>
-      </w:r>
-      <w:proofErr w:type="spellStart"/>
-      <w:r>
-        <w:rPr>
-          <w:rFonts w:asciiTheme="minorHAnsi" w:hAnsiTheme="minorHAnsi"/>
-          <w:lang w:val="el-GR"/>
-        </w:rPr>
-        <w:t>επανυποβολής</w:t>
-      </w:r>
-      <w:proofErr w:type="spellEnd"/>
-      <w:r>
-        <w:rPr>
-          <w:rFonts w:asciiTheme="minorHAnsi" w:hAnsiTheme="minorHAnsi"/>
-          <w:lang w:val="el-GR"/>
-        </w:rPr>
-        <w:t xml:space="preserve"> με συγκεκριμένες οδηγίες για το τι πρέπει να διορθωθεί. </w:t>
-      </w:r>
-    </w:p>
-    <w:p>
-      <w:pPr>
-        <w:pStyle w:val="font-claude-response-body"/>
-        <w:ind w:left="360"/>
-        <w:rPr>
-          <w:rFonts w:asciiTheme="minorHAnsi" w:hAnsiTheme="minorHAnsi"/>
-          <w:lang w:val="el-GR"/>
-        </w:rPr>
-      </w:pPr>
-      <w:r>
-        <w:rPr>
-          <w:rFonts w:asciiTheme="minorHAnsi" w:hAnsiTheme="minorHAnsi"/>
-          <w:lang w:val="el-GR"/>
-        </w:rPr>
-        <w:t xml:space="preserve">4α3. Έως την επιτυχή </w:t>
-      </w:r>
-      <w:proofErr w:type="spellStart"/>
-      <w:r>
-        <w:rPr>
-          <w:rFonts w:asciiTheme="minorHAnsi" w:hAnsiTheme="minorHAnsi"/>
-          <w:lang w:val="el-GR"/>
-        </w:rPr>
-        <w:t>επανυποβολή</w:t>
-      </w:r>
-      <w:proofErr w:type="spellEnd"/>
-      <w:r>
-        <w:rPr>
-          <w:rFonts w:asciiTheme="minorHAnsi" w:hAnsiTheme="minorHAnsi"/>
-          <w:lang w:val="el-GR"/>
-        </w:rPr>
-        <w:t>, ο λογαριασμός τίθεται αυτόματα σε "Υπό Επαλήθευση" και αφαιρείται η δυνατότητα ανταπόκρισης σε επείγουσες εκκλήσεις.</w:t>
-      </w:r>
-    </w:p>
-    <w:p>
-      <w:pPr>
-        <w:pStyle w:val="font-claude-response-body"/>
-        <w:ind w:left="360"/>
-        <w:rPr>
-          <w:rFonts w:asciiTheme="minorHAnsi" w:hAnsiTheme="minorHAnsi"/>
-          <w:lang w:val="el-GR"/>
-        </w:rPr>
-      </w:pPr>
-      <w:r>
-        <w:rPr>
-          <w:rStyle w:val="Strong"/>
-          <w:rFonts w:asciiTheme="minorHAnsi" w:eastAsiaTheme="majorEastAsia" w:hAnsiTheme="minorHAnsi"/>
-          <w:lang w:val="el-GR"/>
-        </w:rPr>
-        <w:t>Εναλλακτική Ροή Β</w:t>
-      </w:r>
-    </w:p>
-    <w:p>
-      <w:pPr>
-        <w:pStyle w:val="font-claude-response-body"/>
-        <w:ind w:left="360"/>
-        <w:rPr>
-          <w:rFonts w:asciiTheme="minorHAnsi" w:hAnsiTheme="minorHAnsi"/>
-          <w:lang w:val="el-GR"/>
-        </w:rPr>
-      </w:pPr>
-      <w:r>
-        <w:rPr>
-          <w:rFonts w:asciiTheme="minorHAnsi" w:hAnsiTheme="minorHAnsi"/>
-          <w:lang w:val="el-GR"/>
-        </w:rPr>
-        <w:t xml:space="preserve">7α1. Παρέρχονται 30 ημέρες χωρίς απόκριση στο </w:t>
-      </w:r>
-      <w:r>
-        <w:rPr>
-          <w:rFonts w:asciiTheme="minorHAnsi" w:hAnsiTheme="minorHAnsi"/>
-        </w:rPr>
-        <w:t>email</w:t>
-      </w:r>
-      <w:r>
-        <w:rPr>
-          <w:rFonts w:asciiTheme="minorHAnsi" w:hAnsiTheme="minorHAnsi"/>
-          <w:lang w:val="el-GR"/>
-        </w:rPr>
-        <w:t xml:space="preserve"> </w:t>
-      </w:r>
-      <w:proofErr w:type="spellStart"/>
-      <w:r>
-        <w:rPr>
-          <w:rFonts w:asciiTheme="minorHAnsi" w:hAnsiTheme="minorHAnsi"/>
-          <w:lang w:val="el-GR"/>
-        </w:rPr>
-        <w:t>επανενεργοποίησης</w:t>
-      </w:r>
-      <w:proofErr w:type="spellEnd"/>
-      <w:r>
-        <w:rPr>
-          <w:rFonts w:asciiTheme="minorHAnsi" w:hAnsiTheme="minorHAnsi"/>
+        <w:rPr>
+          <w:lang w:val="el-GR"/>
+        </w:rPr>
+        <w:t>ενεργοποίησης</w:t>
+      </w:r>
+      <w:r>
+        <w:rPr>
           <w:lang w:val="el-GR"/>
         </w:rPr>
         <w:t xml:space="preserve">. </w:t>
@@ -1729,75 +966,15 @@
     </w:p>
     <w:p>
       <w:pPr>
-        <w:pStyle w:val="font-claude-response-body"/>
-        <w:ind w:left="360"/>
-        <w:rPr>
-          <w:rFonts w:asciiTheme="minorHAnsi" w:hAnsiTheme="minorHAnsi"/>
-          <w:lang w:val="el-GR"/>
-        </w:rPr>
-      </w:pPr>
-      <w:r>
-        <w:rPr>
-          <w:rFonts w:asciiTheme="minorHAnsi" w:hAnsiTheme="minorHAnsi"/>
-          <w:lang w:val="el-GR"/>
-        </w:rPr>
-        <w:t>7α2. Ο λογαριασμός αρχειοθετείται αυτόματα (</w:t>
-      </w:r>
-      <w:r>
-        <w:rPr>
-          <w:rFonts w:asciiTheme="minorHAnsi" w:hAnsiTheme="minorHAnsi"/>
-        </w:rPr>
-        <w:t>soft</w:t>
-      </w:r>
-      <w:r>
-        <w:rPr>
-          <w:rFonts w:asciiTheme="minorHAnsi" w:hAnsiTheme="minorHAnsi"/>
-          <w:lang w:val="el-GR"/>
-        </w:rPr>
-        <w:t xml:space="preserve"> </w:t>
-      </w:r>
-      <w:r>
-        <w:rPr>
-          <w:rFonts w:asciiTheme="minorHAnsi" w:hAnsiTheme="minorHAnsi"/>
-        </w:rPr>
-        <w:t>delete</w:t>
-      </w:r>
-      <w:r>
-        <w:rPr>
-          <w:rFonts w:asciiTheme="minorHAnsi" w:hAnsiTheme="minorHAnsi"/>
-          <w:lang w:val="el-GR"/>
-        </w:rPr>
-        <w:t xml:space="preserve">) με πλήρη διατήρηση δεδομένων για 6 μήνες σύμφωνα με </w:t>
-      </w:r>
-      <w:r>
-        <w:rPr>
-          <w:rFonts w:asciiTheme="minorHAnsi" w:hAnsiTheme="minorHAnsi"/>
-        </w:rPr>
-        <w:t>GDPR</w:t>
-      </w:r>
-      <w:r>
-        <w:rPr>
-          <w:rFonts w:asciiTheme="minorHAnsi" w:hAnsiTheme="minorHAnsi"/>
-          <w:lang w:val="el-GR"/>
-        </w:rPr>
-        <w:t>.</w:t>
-      </w:r>
-    </w:p>
-    <w:p>
-      <w:pPr>
-        <w:pStyle w:val="font-claude-response-body"/>
-        <w:ind w:left="360"/>
-        <w:rPr>
-          <w:rFonts w:asciiTheme="minorHAnsi" w:hAnsiTheme="minorHAnsi"/>
-          <w:lang w:val="el-GR"/>
-        </w:rPr>
-      </w:pPr>
-      <w:r>
-        <w:rPr>
-          <w:rFonts w:asciiTheme="minorHAnsi" w:hAnsiTheme="minorHAnsi"/>
-          <w:lang w:val="el-GR"/>
-        </w:rPr>
-        <w:t xml:space="preserve"> 7α3. Μετά την πάροδο των 6 μηνών, εφόσον δεν υπάρξει αίτημα αποκατάστασης, τα δεδομένα διαγράφονται οριστικά και ο χρήστης λαμβάνει τελική ειδοποίηση πριν την οριστική διαγραφή.</w:t>
+        <w:rPr>
+          <w:lang w:val="el-GR"/>
+        </w:rPr>
+      </w:pPr>
+      <w:r>
+        <w:rPr>
+          <w:lang w:val="el-GR"/>
+        </w:rPr>
+        <w:t>6α3. Αν δεν υπάρξει απόκριση σε 30 μέρες, ο λογαριασμός αρχειοθετείται και διαγράφεται μετά από 6 μήνες.</w:t>
       </w:r>
     </w:p>
     <w:p>
@@ -2805,6 +1982,123 @@
     </w:lvl>
   </w:abstractNum>
   <w:abstractNum w:abstractNumId="8" w15:restartNumberingAfterBreak="0">
+    <w:nsid w:val="528A3C0F"/>
+    <w:multiLevelType w:val="multilevel"/>
+    <w:tmpl w:val="3EFA4C06"/>
+    <w:lvl w:ilvl="0">
+      <w:start w:val="1"/>
+      <w:numFmt w:val="decimal"/>
+      <w:lvlText w:val="%1."/>
+      <w:lvlJc w:val="left"/>
+      <w:pPr>
+        <w:tabs>
+          <w:tab w:val="num" w:pos="720"/>
+        </w:tabs>
+        <w:ind w:left="720" w:hanging="360"/>
+      </w:pPr>
+      <w:rPr>
+        <w:b w:val="0"/>
+        <w:bCs w:val="0"/>
+      </w:rPr>
+    </w:lvl>
+    <w:lvl w:ilvl="1" w:tentative="1">
+      <w:start w:val="1"/>
+      <w:numFmt w:val="decimal"/>
+      <w:lvlText w:val="%2."/>
+      <w:lvlJc w:val="left"/>
+      <w:pPr>
+        <w:tabs>
+          <w:tab w:val="num" w:pos="1440"/>
+        </w:tabs>
+        <w:ind w:left="1440" w:hanging="360"/>
+      </w:pPr>
+    </w:lvl>
+    <w:lvl w:ilvl="2" w:tentative="1">
+      <w:start w:val="1"/>
+      <w:numFmt w:val="decimal"/>
+      <w:lvlText w:val="%3."/>
+      <w:lvlJc w:val="left"/>
+      <w:pPr>
+        <w:tabs>
+          <w:tab w:val="num" w:pos="2160"/>
+        </w:tabs>
+        <w:ind w:left="2160" w:hanging="360"/>
+      </w:pPr>
+    </w:lvl>
+    <w:lvl w:ilvl="3" w:tentative="1">
+      <w:start w:val="1"/>
+      <w:numFmt w:val="decimal"/>
+      <w:lvlText w:val="%4."/>
+      <w:lvlJc w:val="left"/>
+      <w:pPr>
+        <w:tabs>
+          <w:tab w:val="num" w:pos="2880"/>
+        </w:tabs>
+        <w:ind w:left="2880" w:hanging="360"/>
+      </w:pPr>
+    </w:lvl>
+    <w:lvl w:ilvl="4" w:tentative="1">
+      <w:start w:val="1"/>
+      <w:numFmt w:val="decimal"/>
+      <w:lvlText w:val="%5."/>
+      <w:lvlJc w:val="left"/>
+      <w:pPr>
+        <w:tabs>
+          <w:tab w:val="num" w:pos="3600"/>
+        </w:tabs>
+        <w:ind w:left="3600" w:hanging="360"/>
+      </w:pPr>
+    </w:lvl>
+    <w:lvl w:ilvl="5" w:tentative="1">
+      <w:start w:val="1"/>
+      <w:numFmt w:val="decimal"/>
+      <w:lvlText w:val="%6."/>
+      <w:lvlJc w:val="left"/>
+      <w:pPr>
+        <w:tabs>
+          <w:tab w:val="num" w:pos="4320"/>
+        </w:tabs>
+        <w:ind w:left="4320" w:hanging="360"/>
+      </w:pPr>
+    </w:lvl>
+    <w:lvl w:ilvl="6" w:tentative="1">
+      <w:start w:val="1"/>
+      <w:numFmt w:val="decimal"/>
+      <w:lvlText w:val="%7."/>
+      <w:lvlJc w:val="left"/>
+      <w:pPr>
+        <w:tabs>
+          <w:tab w:val="num" w:pos="5040"/>
+        </w:tabs>
+        <w:ind w:left="5040" w:hanging="360"/>
+      </w:pPr>
+    </w:lvl>
+    <w:lvl w:ilvl="7" w:tentative="1">
+      <w:start w:val="1"/>
+      <w:numFmt w:val="decimal"/>
+      <w:lvlText w:val="%8."/>
+      <w:lvlJc w:val="left"/>
+      <w:pPr>
+        <w:tabs>
+          <w:tab w:val="num" w:pos="5760"/>
+        </w:tabs>
+        <w:ind w:left="5760" w:hanging="360"/>
+      </w:pPr>
+    </w:lvl>
+    <w:lvl w:ilvl="8" w:tentative="1">
+      <w:start w:val="1"/>
+      <w:numFmt w:val="decimal"/>
+      <w:lvlText w:val="%9."/>
+      <w:lvlJc w:val="left"/>
+      <w:pPr>
+        <w:tabs>
+          <w:tab w:val="num" w:pos="6480"/>
+        </w:tabs>
+        <w:ind w:left="6480" w:hanging="360"/>
+      </w:pPr>
+    </w:lvl>
+  </w:abstractNum>
+  <w:abstractNum w:abstractNumId="9" w15:restartNumberingAfterBreak="0">
     <w:nsid w:val="6325598E"/>
     <w:multiLevelType w:val="hybridMultilevel"/>
     <w:tmpl w:val="E02C87C6"/>
@@ -2915,6 +2209,119 @@
       <w:rPr>
         <w:rFonts w:ascii="Wingdings" w:hAnsi="Wingdings" w:hint="default"/>
       </w:rPr>
+    </w:lvl>
+  </w:abstractNum>
+  <w:abstractNum w:abstractNumId="10" w15:restartNumberingAfterBreak="0">
+    <w:nsid w:val="6EEC2BBD"/>
+    <w:multiLevelType w:val="multilevel"/>
+    <w:tmpl w:val="4B1CE5C0"/>
+    <w:lvl w:ilvl="0">
+      <w:start w:val="1"/>
+      <w:numFmt w:val="decimal"/>
+      <w:lvlText w:val="%1."/>
+      <w:lvlJc w:val="left"/>
+      <w:pPr>
+        <w:tabs>
+          <w:tab w:val="num" w:pos="720"/>
+        </w:tabs>
+        <w:ind w:left="720" w:hanging="360"/>
+      </w:pPr>
+    </w:lvl>
+    <w:lvl w:ilvl="1" w:tentative="1">
+      <w:start w:val="1"/>
+      <w:numFmt w:val="decimal"/>
+      <w:lvlText w:val="%2."/>
+      <w:lvlJc w:val="left"/>
+      <w:pPr>
+        <w:tabs>
+          <w:tab w:val="num" w:pos="1440"/>
+        </w:tabs>
+        <w:ind w:left="1440" w:hanging="360"/>
+      </w:pPr>
+    </w:lvl>
+    <w:lvl w:ilvl="2" w:tentative="1">
+      <w:start w:val="1"/>
+      <w:numFmt w:val="decimal"/>
+      <w:lvlText w:val="%3."/>
+      <w:lvlJc w:val="left"/>
+      <w:pPr>
+        <w:tabs>
+          <w:tab w:val="num" w:pos="2160"/>
+        </w:tabs>
+        <w:ind w:left="2160" w:hanging="360"/>
+      </w:pPr>
+    </w:lvl>
+    <w:lvl w:ilvl="3" w:tentative="1">
+      <w:start w:val="1"/>
+      <w:numFmt w:val="decimal"/>
+      <w:lvlText w:val="%4."/>
+      <w:lvlJc w:val="left"/>
+      <w:pPr>
+        <w:tabs>
+          <w:tab w:val="num" w:pos="2880"/>
+        </w:tabs>
+        <w:ind w:left="2880" w:hanging="360"/>
+      </w:pPr>
+    </w:lvl>
+    <w:lvl w:ilvl="4" w:tentative="1">
+      <w:start w:val="1"/>
+      <w:numFmt w:val="decimal"/>
+      <w:lvlText w:val="%5."/>
+      <w:lvlJc w:val="left"/>
+      <w:pPr>
+        <w:tabs>
+          <w:tab w:val="num" w:pos="3600"/>
+        </w:tabs>
+        <w:ind w:left="3600" w:hanging="360"/>
+      </w:pPr>
+    </w:lvl>
+    <w:lvl w:ilvl="5" w:tentative="1">
+      <w:start w:val="1"/>
+      <w:numFmt w:val="decimal"/>
+      <w:lvlText w:val="%6."/>
+      <w:lvlJc w:val="left"/>
+      <w:pPr>
+        <w:tabs>
+          <w:tab w:val="num" w:pos="4320"/>
+        </w:tabs>
+        <w:ind w:left="4320" w:hanging="360"/>
+      </w:pPr>
+    </w:lvl>
+    <w:lvl w:ilvl="6" w:tentative="1">
+      <w:start w:val="1"/>
+      <w:numFmt w:val="decimal"/>
+      <w:lvlText w:val="%7."/>
+      <w:lvlJc w:val="left"/>
+      <w:pPr>
+        <w:tabs>
+          <w:tab w:val="num" w:pos="5040"/>
+        </w:tabs>
+        <w:ind w:left="5040" w:hanging="360"/>
+      </w:pPr>
+    </w:lvl>
+    <w:lvl w:ilvl="7" w:tentative="1">
+      <w:start w:val="1"/>
+      <w:numFmt w:val="decimal"/>
+      <w:lvlText w:val="%8."/>
+      <w:lvlJc w:val="left"/>
+      <w:pPr>
+        <w:tabs>
+          <w:tab w:val="num" w:pos="5760"/>
+        </w:tabs>
+        <w:ind w:left="5760" w:hanging="360"/>
+      </w:pPr>
+    </w:lvl>
+    <w:lvl w:ilvl="8" w:tentative="1">
+      <w:start w:val="1"/>
+      <w:numFmt w:val="decimal"/>
+      <w:lvlText w:val="%9."/>
+      <w:lvlJc w:val="left"/>
+      <w:pPr>
+        <w:tabs>
+          <w:tab w:val="num" w:pos="6480"/>
+        </w:tabs>
+        <w:ind w:left="6480" w:hanging="360"/>
+      </w:pPr>
     </w:lvl>
   </w:abstractNum>
   <w:num w:numId="1" w16cid:durableId="1530797335">
@@ -2939,10 +2346,16 @@
     <w:abstractNumId w:val="3"/>
   </w:num>
   <w:num w:numId="8" w16cid:durableId="1496874731">
-    <w:abstractNumId w:val="8"/>
+    <w:abstractNumId w:val="9"/>
   </w:num>
   <w:num w:numId="9" w16cid:durableId="365758867">
     <w:abstractNumId w:val="0"/>
+  </w:num>
+  <w:num w:numId="10" w16cid:durableId="1725520570">
+    <w:abstractNumId w:val="8"/>
+  </w:num>
+  <w:num w:numId="11" w16cid:durableId="1101604998">
+    <w:abstractNumId w:val="10"/>
   </w:num>
 </w:numbering>
 </file>
@@ -3375,7 +2788,6 @@
     <w:next w:val="Normal"/>
     <w:link w:val="Heading2Char"/>
     <w:uiPriority w:val="9"/>
-    <w:semiHidden/>
     <w:unhideWhenUsed/>
     <w:qFormat/>
     <w:rsid w:val="007C0285"/>
@@ -3591,7 +3003,6 @@
     <w:basedOn w:val="DefaultParagraphFont"/>
     <w:link w:val="Heading2"/>
     <w:uiPriority w:val="9"/>
-    <w:semiHidden/>
     <w:rsid w:val="007C0285"/>
     <w:rPr>
       <w:rFonts w:asciiTheme="majorHAnsi" w:eastAsiaTheme="majorEastAsia" w:hAnsiTheme="majorHAnsi" w:cstheme="majorBidi"/>

--- a/Παραδοτέο 1/Use-case-v0.1/use-case-admin-v0.1.docx
+++ b/Παραδοτέο 1/Use-case-v0.1/use-case-admin-v0.1.docx
@@ -15,7 +15,16 @@
         <w:rPr>
           <w:lang w:val="el-GR"/>
         </w:rPr>
-        <w:t>-11: Διαχείριση Αναφορών και Παραπόνων</w:t>
+        <w:t>-</w:t>
+      </w:r>
+      <w:r>
+        <w:t>admin</w:t>
+      </w:r>
+      <w:r>
+        <w:rPr>
+          <w:lang w:val="el-GR"/>
+        </w:rPr>
+        <w:t>: Διαχείριση Αναφορών και Παραπόνων</w:t>
       </w:r>
     </w:p>
     <w:p>
@@ -284,6 +293,171 @@
           <w:lang w:val="el-GR"/>
         </w:rPr>
       </w:pPr>
+      <w:r>
+        <w:rPr>
+          <w:lang w:val="el-GR"/>
+        </w:rPr>
+        <w:t>Εναλλακτική Ροή Α</w:t>
+      </w:r>
+    </w:p>
+    <w:p>
+      <w:pPr>
+        <w:ind w:left="360"/>
+        <w:rPr>
+          <w:lang w:val="el-GR"/>
+        </w:rPr>
+      </w:pPr>
+      <w:r>
+        <w:rPr>
+          <w:lang w:val="el-GR"/>
+        </w:rPr>
+        <w:t xml:space="preserve">5α1. Παρέρχονται 48 ώρες χωρίς απάντηση. </w:t>
+      </w:r>
+    </w:p>
+    <w:p>
+      <w:pPr>
+        <w:ind w:left="360"/>
+        <w:rPr>
+          <w:lang w:val="el-GR"/>
+        </w:rPr>
+      </w:pPr>
+      <w:r>
+        <w:rPr>
+          <w:lang w:val="el-GR"/>
+        </w:rPr>
+        <w:t xml:space="preserve">5α2. Ο </w:t>
+      </w:r>
+      <w:r>
+        <w:t>Admin</w:t>
+      </w:r>
+      <w:r>
+        <w:rPr>
+          <w:lang w:val="el-GR"/>
+        </w:rPr>
+        <w:t xml:space="preserve"> αναστέλλει προσωρινά τον λογαριασμό του αναφερόμενου. </w:t>
+      </w:r>
+    </w:p>
+    <w:p>
+      <w:pPr>
+        <w:ind w:left="360"/>
+        <w:rPr>
+          <w:lang w:val="el-GR"/>
+        </w:rPr>
+      </w:pPr>
+      <w:r>
+        <w:rPr>
+          <w:lang w:val="el-GR"/>
+        </w:rPr>
+        <w:t xml:space="preserve">5α3. Ο </w:t>
+      </w:r>
+      <w:r>
+        <w:t>Admin</w:t>
+      </w:r>
+      <w:r>
+        <w:rPr>
+          <w:lang w:val="el-GR"/>
+        </w:rPr>
+        <w:t xml:space="preserve"> αποφασίζει βάσει των υπαρχόντων στοιχείων και κλείνει το </w:t>
+      </w:r>
+      <w:r>
+        <w:t>ticket</w:t>
+      </w:r>
+      <w:r>
+        <w:rPr>
+          <w:lang w:val="el-GR"/>
+        </w:rPr>
+        <w:t>.</w:t>
+      </w:r>
+    </w:p>
+    <w:p>
+      <w:pPr>
+        <w:ind w:left="360"/>
+        <w:rPr>
+          <w:lang w:val="el-GR"/>
+        </w:rPr>
+      </w:pPr>
+      <w:r>
+        <w:rPr>
+          <w:lang w:val="el-GR"/>
+        </w:rPr>
+        <w:t>Εναλλακτική Ροή Β</w:t>
+      </w:r>
+    </w:p>
+    <w:p>
+      <w:pPr>
+        <w:ind w:left="360"/>
+        <w:rPr>
+          <w:lang w:val="el-GR"/>
+        </w:rPr>
+      </w:pPr>
+      <w:r>
+        <w:rPr>
+          <w:lang w:val="el-GR"/>
+        </w:rPr>
+        <w:t xml:space="preserve">7α1. Ο </w:t>
+      </w:r>
+      <w:r>
+        <w:t>Admin</w:t>
+      </w:r>
+      <w:r>
+        <w:rPr>
+          <w:lang w:val="el-GR"/>
+        </w:rPr>
+        <w:t xml:space="preserve"> κρίνει ότι δεν τεκμηριώνεται παράβαση. </w:t>
+      </w:r>
+    </w:p>
+    <w:p>
+      <w:pPr>
+        <w:ind w:left="360"/>
+        <w:rPr>
+          <w:lang w:val="el-GR"/>
+        </w:rPr>
+      </w:pPr>
+      <w:r>
+        <w:rPr>
+          <w:lang w:val="el-GR"/>
+        </w:rPr>
+        <w:t xml:space="preserve">7α2. Ο </w:t>
+      </w:r>
+      <w:r>
+        <w:t>Admin</w:t>
+      </w:r>
+      <w:r>
+        <w:rPr>
+          <w:lang w:val="el-GR"/>
+        </w:rPr>
+        <w:t xml:space="preserve"> κλείνει το </w:t>
+      </w:r>
+      <w:r>
+        <w:t>ticket</w:t>
+      </w:r>
+      <w:r>
+        <w:rPr>
+          <w:lang w:val="el-GR"/>
+        </w:rPr>
+        <w:t xml:space="preserve">. </w:t>
+      </w:r>
+    </w:p>
+    <w:p>
+      <w:pPr>
+        <w:ind w:left="360"/>
+        <w:rPr>
+          <w:lang w:val="el-GR"/>
+        </w:rPr>
+      </w:pPr>
+      <w:r>
+        <w:rPr>
+          <w:lang w:val="el-GR"/>
+        </w:rPr>
+        <w:t>7α3. Το σύστημα ειδοποιεί και τα δύο μέρη για το αποτέλεσμα.</w:t>
+      </w:r>
+    </w:p>
+    <w:p>
+      <w:pPr>
+        <w:rPr>
+          <w:lang w:val="el-GR"/>
+        </w:rPr>
+      </w:pPr>
     </w:p>
     <w:p>
       <w:pPr>
@@ -298,196 +472,16 @@
         <w:rPr>
           <w:lang w:val="el-GR"/>
         </w:rPr>
-        <w:t>-11: Εναλλακτικές Ροές</w:t>
-      </w:r>
-    </w:p>
-    <w:p>
-      <w:pPr>
-        <w:ind w:left="360"/>
-        <w:rPr>
-          <w:lang w:val="el-GR"/>
-        </w:rPr>
-      </w:pPr>
-      <w:r>
-        <w:rPr>
-          <w:lang w:val="el-GR"/>
-        </w:rPr>
-        <w:t>Εναλλακτική Ροή Α</w:t>
-      </w:r>
-    </w:p>
-    <w:p>
-      <w:pPr>
-        <w:ind w:left="360"/>
-        <w:rPr>
-          <w:lang w:val="el-GR"/>
-        </w:rPr>
-      </w:pPr>
-      <w:r>
-        <w:rPr>
-          <w:lang w:val="el-GR"/>
-        </w:rPr>
-        <w:t xml:space="preserve">5α1. Παρέρχονται 48 ώρες χωρίς απάντηση. </w:t>
-      </w:r>
-    </w:p>
-    <w:p>
-      <w:pPr>
-        <w:ind w:left="360"/>
-        <w:rPr>
-          <w:lang w:val="el-GR"/>
-        </w:rPr>
-      </w:pPr>
-      <w:r>
-        <w:rPr>
-          <w:lang w:val="el-GR"/>
-        </w:rPr>
-        <w:t xml:space="preserve">5α2. Ο </w:t>
-      </w:r>
-      <w:r>
-        <w:t>Admin</w:t>
-      </w:r>
-      <w:r>
-        <w:rPr>
-          <w:lang w:val="el-GR"/>
-        </w:rPr>
-        <w:t xml:space="preserve"> αναστέλλει προσωρινά τον λογαριασμό του αναφερόμενου. </w:t>
-      </w:r>
-    </w:p>
-    <w:p>
-      <w:pPr>
-        <w:ind w:left="360"/>
-        <w:rPr>
-          <w:lang w:val="el-GR"/>
-        </w:rPr>
-      </w:pPr>
-      <w:r>
-        <w:rPr>
-          <w:lang w:val="el-GR"/>
-        </w:rPr>
-        <w:t xml:space="preserve">5α3. Ο </w:t>
-      </w:r>
-      <w:r>
-        <w:t>Admin</w:t>
-      </w:r>
-      <w:r>
-        <w:rPr>
-          <w:lang w:val="el-GR"/>
-        </w:rPr>
-        <w:t xml:space="preserve"> αποφασίζει βάσει των υπαρχόντων στοιχείων και κλείνει το </w:t>
-      </w:r>
-      <w:r>
-        <w:t>ticket</w:t>
-      </w:r>
-      <w:r>
-        <w:rPr>
-          <w:lang w:val="el-GR"/>
-        </w:rPr>
-        <w:t>.</w:t>
-      </w:r>
-    </w:p>
-    <w:p>
-      <w:pPr>
-        <w:ind w:left="360"/>
-        <w:rPr>
-          <w:lang w:val="el-GR"/>
-        </w:rPr>
-      </w:pPr>
-      <w:r>
-        <w:rPr>
-          <w:lang w:val="el-GR"/>
-        </w:rPr>
-        <w:t>Εναλλακτική Ροή Β</w:t>
-      </w:r>
-    </w:p>
-    <w:p>
-      <w:pPr>
-        <w:ind w:left="360"/>
-        <w:rPr>
-          <w:lang w:val="el-GR"/>
-        </w:rPr>
-      </w:pPr>
-      <w:r>
-        <w:rPr>
-          <w:lang w:val="el-GR"/>
-        </w:rPr>
-        <w:t xml:space="preserve">7α1. Ο </w:t>
-      </w:r>
-      <w:r>
-        <w:t>Admin</w:t>
-      </w:r>
-      <w:r>
-        <w:rPr>
-          <w:lang w:val="el-GR"/>
-        </w:rPr>
-        <w:t xml:space="preserve"> κρίνει ότι δεν τεκμηριώνεται παράβαση. </w:t>
-      </w:r>
-    </w:p>
-    <w:p>
-      <w:pPr>
-        <w:ind w:left="360"/>
-        <w:rPr>
-          <w:lang w:val="el-GR"/>
-        </w:rPr>
-      </w:pPr>
-      <w:r>
-        <w:rPr>
-          <w:lang w:val="el-GR"/>
-        </w:rPr>
-        <w:t xml:space="preserve">7α2. Ο </w:t>
-      </w:r>
-      <w:r>
-        <w:t>Admin</w:t>
-      </w:r>
-      <w:r>
-        <w:rPr>
-          <w:lang w:val="el-GR"/>
-        </w:rPr>
-        <w:t xml:space="preserve"> κλείνει το </w:t>
-      </w:r>
-      <w:r>
-        <w:t>ticket</w:t>
-      </w:r>
-      <w:r>
-        <w:rPr>
-          <w:lang w:val="el-GR"/>
-        </w:rPr>
-        <w:t xml:space="preserve">. </w:t>
-      </w:r>
-    </w:p>
-    <w:p>
-      <w:pPr>
-        <w:ind w:left="360"/>
-        <w:rPr>
-          <w:lang w:val="el-GR"/>
-        </w:rPr>
-      </w:pPr>
-      <w:r>
-        <w:rPr>
-          <w:lang w:val="el-GR"/>
-        </w:rPr>
-        <w:t>7α3. Το σύστημα ειδοποιεί και τα δύο μέρη για το αποτέλεσμα.</w:t>
-      </w:r>
-    </w:p>
-    <w:p>
-      <w:pPr>
-        <w:rPr>
-          <w:lang w:val="el-GR"/>
-        </w:rPr>
-      </w:pPr>
-    </w:p>
-    <w:p>
-      <w:pPr>
-        <w:rPr>
-          <w:lang w:val="el-GR"/>
-        </w:rPr>
-      </w:pPr>
-      <w:r>
-        <w:t>UC</w:t>
-      </w:r>
-      <w:r>
-        <w:rPr>
-          <w:lang w:val="el-GR"/>
-        </w:rPr>
-        <w:t>-13: Διαχείριση Χρηστών και Λογαριασμών</w:t>
+        <w:t>-</w:t>
+      </w:r>
+      <w:r>
+        <w:t>admin</w:t>
+      </w:r>
+      <w:r>
+        <w:rPr>
+          <w:lang w:val="el-GR"/>
+        </w:rPr>
+        <w:t>: Διαχείριση Χρηστών και Λογαριασμών</w:t>
       </w:r>
     </w:p>
     <w:p>
@@ -600,7 +594,6 @@
         <w:rPr>
           <w:lang w:val="el-GR"/>
         </w:rPr>
-        <w:lastRenderedPageBreak/>
         <w:t xml:space="preserve">Ο </w:t>
       </w:r>
       <w:r>
@@ -653,6 +646,7 @@
         <w:rPr>
           <w:lang w:val="el-GR"/>
         </w:rPr>
+        <w:lastRenderedPageBreak/>
         <w:t xml:space="preserve">Ο </w:t>
       </w:r>
       <w:r>
@@ -767,29 +761,6 @@
           <w:lang w:val="el-GR"/>
         </w:rPr>
         <w:t xml:space="preserve"> καταχωρεί εσωτερική σημείωση και κλείνει την περίπτωση.</w:t>
-      </w:r>
-    </w:p>
-    <w:p>
-      <w:pPr>
-        <w:rPr>
-          <w:lang w:val="el-GR"/>
-        </w:rPr>
-      </w:pPr>
-    </w:p>
-    <w:p>
-      <w:pPr>
-        <w:rPr>
-          <w:lang w:val="el-GR"/>
-        </w:rPr>
-      </w:pPr>
-      <w:r>
-        <w:t>UC</w:t>
-      </w:r>
-      <w:r>
-        <w:rPr>
-          <w:lang w:val="el-GR"/>
-        </w:rPr>
-        <w:t>-13: Εναλλακτικές Ροές</w:t>
       </w:r>
     </w:p>
     <w:p>

--- a/Παραδοτέο 1/Use-case-v0.1/use-case-admin-v0.1.docx
+++ b/Παραδοτέο 1/Use-case-v0.1/use-case-admin-v0.1.docx
@@ -8,6 +8,13 @@
           <w:lang w:val="el-GR"/>
         </w:rPr>
       </w:pPr>
+    </w:p>
+    <w:p>
+      <w:pPr>
+        <w:rPr>
+          <w:lang w:val="el-GR"/>
+        </w:rPr>
+      </w:pPr>
       <w:r>
         <w:t>UC</w:t>
       </w:r>
@@ -15,10 +22,416 @@
         <w:rPr>
           <w:lang w:val="el-GR"/>
         </w:rPr>
-        <w:t>-</w:t>
-      </w:r>
-      <w:r>
-        <w:t>admin</w:t>
+        <w:t>-10: Πιστοποίηση Φορέων</w:t>
+      </w:r>
+    </w:p>
+    <w:p>
+      <w:pPr>
+        <w:rPr>
+          <w:lang w:val="el-GR"/>
+        </w:rPr>
+      </w:pPr>
+      <w:r>
+        <w:rPr>
+          <w:lang w:val="el-GR"/>
+        </w:rPr>
+        <w:t>Κύρια Ροή:</w:t>
+      </w:r>
+    </w:p>
+    <w:p>
+      <w:pPr>
+        <w:numPr>
+          <w:ilvl w:val="0"/>
+          <w:numId w:val="12"/>
+        </w:numPr>
+        <w:rPr>
+          <w:lang w:val="el-GR"/>
+        </w:rPr>
+      </w:pPr>
+      <w:r>
+        <w:rPr>
+          <w:lang w:val="el-GR"/>
+        </w:rPr>
+        <w:t xml:space="preserve">Ο </w:t>
+      </w:r>
+      <w:r>
+        <w:t>Admin</w:t>
+      </w:r>
+      <w:r>
+        <w:rPr>
+          <w:lang w:val="el-GR"/>
+        </w:rPr>
+        <w:t xml:space="preserve"> βλέπει νέο αίτημα εγγραφής φορέα στο </w:t>
+      </w:r>
+      <w:r>
+        <w:t>dashboard</w:t>
+      </w:r>
+      <w:r>
+        <w:rPr>
+          <w:lang w:val="el-GR"/>
+        </w:rPr>
+        <w:t>.</w:t>
+      </w:r>
+    </w:p>
+    <w:p>
+      <w:pPr>
+        <w:numPr>
+          <w:ilvl w:val="0"/>
+          <w:numId w:val="12"/>
+        </w:numPr>
+        <w:rPr>
+          <w:lang w:val="el-GR"/>
+        </w:rPr>
+      </w:pPr>
+      <w:r>
+        <w:rPr>
+          <w:lang w:val="el-GR"/>
+        </w:rPr>
+        <w:t>Το σύστημα έχει αποδώσει αριθμό αίτησης και έχει καταγράψει τα στοιχεία του εκπροσώπου.</w:t>
+      </w:r>
+    </w:p>
+    <w:p>
+      <w:pPr>
+        <w:numPr>
+          <w:ilvl w:val="0"/>
+          <w:numId w:val="12"/>
+        </w:numPr>
+        <w:rPr>
+          <w:lang w:val="el-GR"/>
+        </w:rPr>
+      </w:pPr>
+      <w:r>
+        <w:rPr>
+          <w:lang w:val="el-GR"/>
+        </w:rPr>
+        <w:t xml:space="preserve">Ο </w:t>
+      </w:r>
+      <w:r>
+        <w:t>Admin</w:t>
+      </w:r>
+      <w:r>
+        <w:rPr>
+          <w:lang w:val="el-GR"/>
+        </w:rPr>
+        <w:t xml:space="preserve"> ανοίγει την αίτηση και ελέγχει τα στοιχεία στο Εθνικό Μητρώο Υγείας.</w:t>
+      </w:r>
+    </w:p>
+    <w:p>
+      <w:pPr>
+        <w:numPr>
+          <w:ilvl w:val="0"/>
+          <w:numId w:val="12"/>
+        </w:numPr>
+        <w:rPr>
+          <w:lang w:val="el-GR"/>
+        </w:rPr>
+      </w:pPr>
+      <w:r>
+        <w:rPr>
+          <w:lang w:val="el-GR"/>
+        </w:rPr>
+        <w:t xml:space="preserve">Ο </w:t>
+      </w:r>
+      <w:r>
+        <w:t>Admin</w:t>
+      </w:r>
+      <w:r>
+        <w:rPr>
+          <w:lang w:val="el-GR"/>
+        </w:rPr>
+        <w:t xml:space="preserve"> επαληθεύει τα δικαιολογητικά (άδεια λειτουργίας, εξουσιοδότηση, πιστοποιητικό).</w:t>
+      </w:r>
+    </w:p>
+    <w:p>
+      <w:pPr>
+        <w:numPr>
+          <w:ilvl w:val="0"/>
+          <w:numId w:val="12"/>
+        </w:numPr>
+        <w:rPr>
+          <w:lang w:val="el-GR"/>
+        </w:rPr>
+      </w:pPr>
+      <w:r>
+        <w:rPr>
+          <w:lang w:val="el-GR"/>
+        </w:rPr>
+        <w:t xml:space="preserve">Ο </w:t>
+      </w:r>
+      <w:r>
+        <w:t>Admin</w:t>
+      </w:r>
+      <w:r>
+        <w:rPr>
+          <w:lang w:val="el-GR"/>
+        </w:rPr>
+        <w:t xml:space="preserve"> ζητά συμπλήρωση εγγράφων αν λείπουν, με προθεσμία 10 εργάσιμες.</w:t>
+      </w:r>
+    </w:p>
+    <w:p>
+      <w:pPr>
+        <w:numPr>
+          <w:ilvl w:val="0"/>
+          <w:numId w:val="12"/>
+        </w:numPr>
+        <w:rPr>
+          <w:lang w:val="el-GR"/>
+        </w:rPr>
+      </w:pPr>
+      <w:r>
+        <w:rPr>
+          <w:lang w:val="el-GR"/>
+        </w:rPr>
+        <w:t xml:space="preserve">Ο </w:t>
+      </w:r>
+      <w:r>
+        <w:t>Admin</w:t>
+      </w:r>
+      <w:r>
+        <w:rPr>
+          <w:lang w:val="el-GR"/>
+        </w:rPr>
+        <w:t xml:space="preserve"> εγκρίνει την αίτηση.</w:t>
+      </w:r>
+    </w:p>
+    <w:p>
+      <w:pPr>
+        <w:numPr>
+          <w:ilvl w:val="0"/>
+          <w:numId w:val="12"/>
+        </w:numPr>
+        <w:rPr>
+          <w:lang w:val="el-GR"/>
+        </w:rPr>
+      </w:pPr>
+      <w:r>
+        <w:rPr>
+          <w:lang w:val="el-GR"/>
+        </w:rPr>
+        <w:t xml:space="preserve">Το σύστημα δημιουργεί λογαριασμό και στέλνει </w:t>
+      </w:r>
+      <w:r>
+        <w:t>credentials</w:t>
+      </w:r>
+      <w:r>
+        <w:rPr>
+          <w:lang w:val="el-GR"/>
+        </w:rPr>
+        <w:t xml:space="preserve"> στον εκπρόσωπο.</w:t>
+      </w:r>
+    </w:p>
+    <w:p>
+      <w:pPr>
+        <w:numPr>
+          <w:ilvl w:val="0"/>
+          <w:numId w:val="12"/>
+        </w:numPr>
+        <w:rPr>
+          <w:lang w:val="el-GR"/>
+        </w:rPr>
+      </w:pPr>
+      <w:r>
+        <w:rPr>
+          <w:lang w:val="el-GR"/>
+        </w:rPr>
+        <w:t xml:space="preserve">Ο </w:t>
+      </w:r>
+      <w:r>
+        <w:t>Admin</w:t>
+      </w:r>
+      <w:r>
+        <w:rPr>
+          <w:lang w:val="el-GR"/>
+        </w:rPr>
+        <w:t xml:space="preserve"> αρχειοθετεί τα δικαιολογητικά και καταχωρεί σχόλια έγκρισης.</w:t>
+      </w:r>
+    </w:p>
+    <w:p>
+      <w:pPr>
+        <w:numPr>
+          <w:ilvl w:val="0"/>
+          <w:numId w:val="12"/>
+        </w:numPr>
+        <w:rPr>
+          <w:lang w:val="el-GR"/>
+        </w:rPr>
+      </w:pPr>
+      <w:r>
+        <w:rPr>
+          <w:lang w:val="el-GR"/>
+        </w:rPr>
+        <w:t>Ο φορέας εμφανίζεται ως "Πιστοποιημένο Κέντρο" στην πλατφόρμα.</w:t>
+      </w:r>
+    </w:p>
+    <w:p>
+      <w:pPr>
+        <w:numPr>
+          <w:ilvl w:val="0"/>
+          <w:numId w:val="12"/>
+        </w:numPr>
+        <w:rPr>
+          <w:lang w:val="el-GR"/>
+        </w:rPr>
+      </w:pPr>
+      <w:r>
+        <w:rPr>
+          <w:lang w:val="el-GR"/>
+        </w:rPr>
+        <w:t xml:space="preserve">Ο </w:t>
+      </w:r>
+      <w:r>
+        <w:t>Admin</w:t>
+      </w:r>
+      <w:r>
+        <w:rPr>
+          <w:lang w:val="el-GR"/>
+        </w:rPr>
+        <w:t xml:space="preserve"> καταχωρεί ημερομηνία λήξης πιστοποίησης και κλείνει την αίτηση.</w:t>
+      </w:r>
+    </w:p>
+    <w:p>
+      <w:pPr>
+        <w:rPr>
+          <w:lang w:val="el-GR"/>
+        </w:rPr>
+      </w:pPr>
+      <w:r>
+        <w:rPr>
+          <w:lang w:val="el-GR"/>
+        </w:rPr>
+        <w:t xml:space="preserve">Εναλλακτική Ροή Α </w:t>
+      </w:r>
+    </w:p>
+    <w:p>
+      <w:pPr>
+        <w:rPr>
+          <w:lang w:val="el-GR"/>
+        </w:rPr>
+      </w:pPr>
+      <w:r>
+        <w:rPr>
+          <w:lang w:val="el-GR"/>
+        </w:rPr>
+        <w:t xml:space="preserve">3α1. Ο </w:t>
+      </w:r>
+      <w:r>
+        <w:t>Admin</w:t>
+      </w:r>
+      <w:r>
+        <w:rPr>
+          <w:lang w:val="el-GR"/>
+        </w:rPr>
+        <w:t xml:space="preserve"> θέτει την αίτηση σε "Εκκρεμεί Επαλήθευση" και ζητά διευκρινίσεις.</w:t>
+      </w:r>
+    </w:p>
+    <w:p>
+      <w:pPr>
+        <w:rPr>
+          <w:lang w:val="el-GR"/>
+        </w:rPr>
+      </w:pPr>
+      <w:r>
+        <w:rPr>
+          <w:lang w:val="el-GR"/>
+        </w:rPr>
+        <w:t xml:space="preserve"> 3α2. Ο εκπρόσωπος αποστέλλει επιπλέον στοιχεία ταυτοποίησης. </w:t>
+      </w:r>
+    </w:p>
+    <w:p>
+      <w:pPr>
+        <w:rPr>
+          <w:lang w:val="el-GR"/>
+        </w:rPr>
+      </w:pPr>
+      <w:r>
+        <w:rPr>
+          <w:lang w:val="el-GR"/>
+        </w:rPr>
+        <w:t xml:space="preserve">3α3. Αν δεν επιλυθεί εντός 5 εργάσιμων, ο </w:t>
+      </w:r>
+      <w:r>
+        <w:t>Admin</w:t>
+      </w:r>
+      <w:r>
+        <w:rPr>
+          <w:lang w:val="el-GR"/>
+        </w:rPr>
+        <w:t xml:space="preserve"> απορρίπτει την αίτηση με αιτιολόγηση.</w:t>
+      </w:r>
+    </w:p>
+    <w:p>
+      <w:pPr>
+        <w:rPr>
+          <w:lang w:val="el-GR"/>
+        </w:rPr>
+      </w:pPr>
+      <w:r>
+        <w:rPr>
+          <w:lang w:val="el-GR"/>
+        </w:rPr>
+        <w:t xml:space="preserve">Εναλλακτική Ροή Β </w:t>
+      </w:r>
+    </w:p>
+    <w:p>
+      <w:pPr>
+        <w:rPr>
+          <w:lang w:val="el-GR"/>
+        </w:rPr>
+      </w:pPr>
+      <w:r>
+        <w:rPr>
+          <w:lang w:val="el-GR"/>
+        </w:rPr>
+        <w:t xml:space="preserve">5α1. Το σύστημα στέλνει αυτόματη υπενθύμιση μετά τις 10 εργάσιμες. </w:t>
+      </w:r>
+    </w:p>
+    <w:p>
+      <w:pPr>
+        <w:rPr>
+          <w:lang w:val="el-GR"/>
+        </w:rPr>
+      </w:pPr>
+      <w:r>
+        <w:rPr>
+          <w:lang w:val="el-GR"/>
+        </w:rPr>
+        <w:t>5α2. Ο εκπρόσωπος δεν ανταποκρίνεται στην υπενθύμιση.</w:t>
+      </w:r>
+    </w:p>
+    <w:p>
+      <w:pPr>
+        <w:rPr>
+          <w:lang w:val="el-GR"/>
+        </w:rPr>
+      </w:pPr>
+      <w:r>
+        <w:rPr>
+          <w:lang w:val="el-GR"/>
+        </w:rPr>
+        <w:t xml:space="preserve"> 5α3. Το σύστημα ακυρώνει την αίτηση και ειδοποιεί τον φορέα.</w:t>
+      </w:r>
+    </w:p>
+    <w:p>
+      <w:pPr>
+        <w:rPr>
+          <w:lang w:val="el-GR"/>
+        </w:rPr>
+      </w:pPr>
+    </w:p>
+    <w:p>
+      <w:pPr>
+        <w:rPr>
+          <w:lang w:val="el-GR"/>
+        </w:rPr>
+      </w:pPr>
+      <w:r>
+        <w:t>UC</w:t>
+      </w:r>
+      <w:r>
+        <w:rPr>
+          <w:lang w:val="el-GR"/>
+        </w:rPr>
+        <w:t>-11</w:t>
       </w:r>
       <w:r>
         <w:rPr>
@@ -102,6 +515,7 @@
         <w:rPr>
           <w:lang w:val="el-GR"/>
         </w:rPr>
+        <w:lastRenderedPageBreak/>
         <w:t xml:space="preserve">Ο </w:t>
       </w:r>
       <w:r>
@@ -450,502 +864,6 @@
           <w:lang w:val="el-GR"/>
         </w:rPr>
         <w:t>7α3. Το σύστημα ειδοποιεί και τα δύο μέρη για το αποτέλεσμα.</w:t>
-      </w:r>
-    </w:p>
-    <w:p>
-      <w:pPr>
-        <w:rPr>
-          <w:lang w:val="el-GR"/>
-        </w:rPr>
-      </w:pPr>
-    </w:p>
-    <w:p>
-      <w:pPr>
-        <w:rPr>
-          <w:lang w:val="el-GR"/>
-        </w:rPr>
-      </w:pPr>
-      <w:r>
-        <w:t>UC</w:t>
-      </w:r>
-      <w:r>
-        <w:rPr>
-          <w:lang w:val="el-GR"/>
-        </w:rPr>
-        <w:t>-</w:t>
-      </w:r>
-      <w:r>
-        <w:t>admin</w:t>
-      </w:r>
-      <w:r>
-        <w:rPr>
-          <w:lang w:val="el-GR"/>
-        </w:rPr>
-        <w:t>: Διαχείριση Χρηστών και Λογαριασμών</w:t>
-      </w:r>
-    </w:p>
-    <w:p>
-      <w:pPr>
-        <w:numPr>
-          <w:ilvl w:val="0"/>
-          <w:numId w:val="11"/>
-        </w:numPr>
-        <w:rPr>
-          <w:lang w:val="el-GR"/>
-        </w:rPr>
-      </w:pPr>
-      <w:r>
-        <w:rPr>
-          <w:lang w:val="el-GR"/>
-        </w:rPr>
-        <w:t xml:space="preserve">Ο </w:t>
-      </w:r>
-      <w:r>
-        <w:t>Admin</w:t>
-      </w:r>
-      <w:r>
-        <w:rPr>
-          <w:lang w:val="el-GR"/>
-        </w:rPr>
-        <w:t xml:space="preserve"> εισέρχεται στη σελίδα </w:t>
-      </w:r>
-      <w:r>
-        <w:t>User</w:t>
-      </w:r>
-      <w:r>
-        <w:rPr>
-          <w:lang w:val="el-GR"/>
-        </w:rPr>
-        <w:t xml:space="preserve"> </w:t>
-      </w:r>
-      <w:r>
-        <w:t>Management</w:t>
-      </w:r>
-      <w:r>
-        <w:rPr>
-          <w:lang w:val="el-GR"/>
-        </w:rPr>
-        <w:t>.</w:t>
-      </w:r>
-    </w:p>
-    <w:p>
-      <w:pPr>
-        <w:numPr>
-          <w:ilvl w:val="0"/>
-          <w:numId w:val="11"/>
-        </w:numPr>
-        <w:rPr>
-          <w:lang w:val="el-GR"/>
-        </w:rPr>
-      </w:pPr>
-      <w:r>
-        <w:rPr>
-          <w:lang w:val="el-GR"/>
-        </w:rPr>
-        <w:t xml:space="preserve">Ο </w:t>
-      </w:r>
-      <w:r>
-        <w:t>Admin</w:t>
-      </w:r>
-      <w:r>
-        <w:rPr>
-          <w:lang w:val="el-GR"/>
-        </w:rPr>
-        <w:t xml:space="preserve"> φιλτράρει τους χρήστες βάσει κριτηρίων.</w:t>
-      </w:r>
-    </w:p>
-    <w:p>
-      <w:pPr>
-        <w:numPr>
-          <w:ilvl w:val="0"/>
-          <w:numId w:val="11"/>
-        </w:numPr>
-        <w:rPr>
-          <w:lang w:val="el-GR"/>
-        </w:rPr>
-      </w:pPr>
-      <w:r>
-        <w:rPr>
-          <w:lang w:val="el-GR"/>
-        </w:rPr>
-        <w:t xml:space="preserve">Ο </w:t>
-      </w:r>
-      <w:r>
-        <w:t>Admin</w:t>
-      </w:r>
-      <w:r>
-        <w:rPr>
-          <w:lang w:val="el-GR"/>
-        </w:rPr>
-        <w:t xml:space="preserve"> εντοπίζει και ανοίγει το προφίλ του χρήστη.</w:t>
-      </w:r>
-    </w:p>
-    <w:p>
-      <w:pPr>
-        <w:numPr>
-          <w:ilvl w:val="0"/>
-          <w:numId w:val="11"/>
-        </w:numPr>
-        <w:rPr>
-          <w:lang w:val="el-GR"/>
-        </w:rPr>
-      </w:pPr>
-      <w:r>
-        <w:rPr>
-          <w:lang w:val="el-GR"/>
-        </w:rPr>
-        <w:t xml:space="preserve">Ο </w:t>
-      </w:r>
-      <w:r>
-        <w:t>Admin</w:t>
-      </w:r>
-      <w:r>
-        <w:rPr>
-          <w:lang w:val="el-GR"/>
-        </w:rPr>
-        <w:t xml:space="preserve"> εξετάζει το ιστορικό του χρήστη.</w:t>
-      </w:r>
-    </w:p>
-    <w:p>
-      <w:pPr>
-        <w:numPr>
-          <w:ilvl w:val="0"/>
-          <w:numId w:val="11"/>
-        </w:numPr>
-        <w:rPr>
-          <w:lang w:val="el-GR"/>
-        </w:rPr>
-      </w:pPr>
-      <w:r>
-        <w:rPr>
-          <w:lang w:val="el-GR"/>
-        </w:rPr>
-        <w:t xml:space="preserve">Ο </w:t>
-      </w:r>
-      <w:r>
-        <w:t>Admin</w:t>
-      </w:r>
-      <w:r>
-        <w:rPr>
-          <w:lang w:val="el-GR"/>
-        </w:rPr>
-        <w:t xml:space="preserve"> επαληθεύει τα ανεβασμένα ιατρικά έγγραφα.</w:t>
-      </w:r>
-    </w:p>
-    <w:p>
-      <w:pPr>
-        <w:numPr>
-          <w:ilvl w:val="0"/>
-          <w:numId w:val="11"/>
-        </w:numPr>
-        <w:rPr>
-          <w:lang w:val="el-GR"/>
-        </w:rPr>
-      </w:pPr>
-      <w:r>
-        <w:rPr>
-          <w:lang w:val="el-GR"/>
-        </w:rPr>
-        <w:lastRenderedPageBreak/>
-        <w:t xml:space="preserve">Ο </w:t>
-      </w:r>
-      <w:r>
-        <w:t>Admin</w:t>
-      </w:r>
-      <w:r>
-        <w:rPr>
-          <w:lang w:val="el-GR"/>
-        </w:rPr>
-        <w:t xml:space="preserve"> αλλάζει την κατάσταση του λογαριασμού.</w:t>
-      </w:r>
-    </w:p>
-    <w:p>
-      <w:pPr>
-        <w:numPr>
-          <w:ilvl w:val="0"/>
-          <w:numId w:val="11"/>
-        </w:numPr>
-        <w:rPr>
-          <w:lang w:val="el-GR"/>
-        </w:rPr>
-      </w:pPr>
-      <w:r>
-        <w:rPr>
-          <w:lang w:val="el-GR"/>
-        </w:rPr>
-        <w:t xml:space="preserve">Ο </w:t>
-      </w:r>
-      <w:r>
-        <w:t>Admin</w:t>
-      </w:r>
-      <w:r>
-        <w:rPr>
-          <w:lang w:val="el-GR"/>
-        </w:rPr>
-        <w:t xml:space="preserve"> τροποποιεί τα δικαιώματα του χρήστη αν χρειάζεται.</w:t>
-      </w:r>
-    </w:p>
-    <w:p>
-      <w:pPr>
-        <w:numPr>
-          <w:ilvl w:val="0"/>
-          <w:numId w:val="11"/>
-        </w:numPr>
-        <w:rPr>
-          <w:lang w:val="el-GR"/>
-        </w:rPr>
-      </w:pPr>
-      <w:r>
-        <w:rPr>
-          <w:lang w:val="el-GR"/>
-        </w:rPr>
-        <w:t xml:space="preserve">Το σύστημα καταγράφει τις αλλαγές σε </w:t>
-      </w:r>
-      <w:r>
-        <w:t>audit</w:t>
-      </w:r>
-      <w:r>
-        <w:rPr>
-          <w:lang w:val="el-GR"/>
-        </w:rPr>
-        <w:t xml:space="preserve"> </w:t>
-      </w:r>
-      <w:r>
-        <w:t>log</w:t>
-      </w:r>
-      <w:r>
-        <w:rPr>
-          <w:lang w:val="el-GR"/>
-        </w:rPr>
-        <w:t>.</w:t>
-      </w:r>
-    </w:p>
-    <w:p>
-      <w:pPr>
-        <w:numPr>
-          <w:ilvl w:val="0"/>
-          <w:numId w:val="11"/>
-        </w:numPr>
-        <w:rPr>
-          <w:lang w:val="el-GR"/>
-        </w:rPr>
-      </w:pPr>
-      <w:r>
-        <w:rPr>
-          <w:lang w:val="el-GR"/>
-        </w:rPr>
-        <w:t>Το σύστημα ειδοποιεί τον χρήστη για τις αλλαγές.</w:t>
-      </w:r>
-    </w:p>
-    <w:p>
-      <w:pPr>
-        <w:numPr>
-          <w:ilvl w:val="0"/>
-          <w:numId w:val="11"/>
-        </w:numPr>
-        <w:rPr>
-          <w:lang w:val="el-GR"/>
-        </w:rPr>
-      </w:pPr>
-      <w:r>
-        <w:rPr>
-          <w:lang w:val="el-GR"/>
-        </w:rPr>
-        <w:t xml:space="preserve">Ο </w:t>
-      </w:r>
-      <w:r>
-        <w:t>Admin</w:t>
-      </w:r>
-      <w:r>
-        <w:rPr>
-          <w:lang w:val="el-GR"/>
-        </w:rPr>
-        <w:t xml:space="preserve"> καταχωρεί εσωτερική σημείωση και κλείνει την περίπτωση.</w:t>
-      </w:r>
-    </w:p>
-    <w:p>
-      <w:pPr>
-        <w:rPr>
-          <w:lang w:val="el-GR"/>
-        </w:rPr>
-      </w:pPr>
-      <w:r>
-        <w:rPr>
-          <w:lang w:val="el-GR"/>
-        </w:rPr>
-        <w:t>Εναλλακτική Ροή Α</w:t>
-      </w:r>
-    </w:p>
-    <w:p>
-      <w:pPr>
-        <w:rPr>
-          <w:lang w:val="el-GR"/>
-        </w:rPr>
-      </w:pPr>
-      <w:r>
-        <w:rPr>
-          <w:lang w:val="el-GR"/>
-        </w:rPr>
-        <w:t xml:space="preserve">5α1. Ο </w:t>
-      </w:r>
-      <w:r>
-        <w:t>Admin</w:t>
-      </w:r>
-      <w:r>
-        <w:rPr>
-          <w:lang w:val="el-GR"/>
-        </w:rPr>
-        <w:t xml:space="preserve"> εντοπίζει έγγραφο ελλιπές ή λανθασμένου τύπου. </w:t>
-      </w:r>
-    </w:p>
-    <w:p>
-      <w:pPr>
-        <w:rPr>
-          <w:lang w:val="el-GR"/>
-        </w:rPr>
-      </w:pPr>
-      <w:r>
-        <w:rPr>
-          <w:lang w:val="el-GR"/>
-        </w:rPr>
-        <w:t xml:space="preserve">5α2. Ο </w:t>
-      </w:r>
-      <w:r>
-        <w:t>Admin</w:t>
-      </w:r>
-      <w:r>
-        <w:rPr>
-          <w:lang w:val="el-GR"/>
-        </w:rPr>
-        <w:t xml:space="preserve"> αποστέλλει αίτημα </w:t>
-      </w:r>
-      <w:r>
-        <w:rPr>
-          <w:lang w:val="el-GR"/>
-        </w:rPr>
-        <w:t xml:space="preserve">για ξανά υποβολή </w:t>
-      </w:r>
-      <w:r>
-        <w:rPr>
-          <w:lang w:val="el-GR"/>
-        </w:rPr>
-        <w:t xml:space="preserve">με οδηγίες διόρθωσης. </w:t>
-      </w:r>
-    </w:p>
-    <w:p>
-      <w:pPr>
-        <w:rPr>
-          <w:lang w:val="el-GR"/>
-        </w:rPr>
-      </w:pPr>
-      <w:r>
-        <w:rPr>
-          <w:lang w:val="el-GR"/>
-        </w:rPr>
-        <w:t xml:space="preserve">5α3. Το σύστημα θέτει τον λογαριασμό σε "Υπό Επαλήθευση" </w:t>
-      </w:r>
-      <w:r>
-        <w:rPr>
-          <w:lang w:val="el-GR"/>
-        </w:rPr>
-        <w:t>μέχρι να ξαναγίνει υποβολή</w:t>
-      </w:r>
-      <w:r>
-        <w:rPr>
-          <w:lang w:val="el-GR"/>
-        </w:rPr>
-        <w:t>.</w:t>
-      </w:r>
-    </w:p>
-    <w:p>
-      <w:pPr>
-        <w:rPr>
-          <w:lang w:val="el-GR"/>
-        </w:rPr>
-      </w:pPr>
-      <w:r>
-        <w:rPr>
-          <w:lang w:val="el-GR"/>
-        </w:rPr>
-        <w:t>Εναλλακτική Ροή Β</w:t>
-      </w:r>
-    </w:p>
-    <w:p>
-      <w:pPr>
-        <w:rPr>
-          <w:lang w:val="el-GR"/>
-        </w:rPr>
-      </w:pPr>
-      <w:r>
-        <w:rPr>
-          <w:lang w:val="el-GR"/>
-        </w:rPr>
-        <w:t xml:space="preserve">6α1. Ο </w:t>
-      </w:r>
-      <w:r>
-        <w:t>Admin</w:t>
-      </w:r>
-      <w:r>
-        <w:rPr>
-          <w:lang w:val="el-GR"/>
-        </w:rPr>
-        <w:t xml:space="preserve"> εντοπίζει λογαριασμό ανενεργό πάνω από 12 μήνες. </w:t>
-      </w:r>
-    </w:p>
-    <w:p>
-      <w:pPr>
-        <w:rPr>
-          <w:lang w:val="el-GR"/>
-        </w:rPr>
-      </w:pPr>
-      <w:r>
-        <w:rPr>
-          <w:lang w:val="el-GR"/>
-        </w:rPr>
-        <w:t xml:space="preserve">6α2. Ο </w:t>
-      </w:r>
-      <w:r>
-        <w:t>Admin</w:t>
-      </w:r>
-      <w:r>
-        <w:rPr>
-          <w:lang w:val="el-GR"/>
-        </w:rPr>
-        <w:t xml:space="preserve"> εκκινεί διαδικασία αρχειοθέτησης και το σύστημα στέλνει </w:t>
-      </w:r>
-      <w:r>
-        <w:t>email</w:t>
-      </w:r>
-      <w:r>
-        <w:rPr>
-          <w:lang w:val="el-GR"/>
-        </w:rPr>
-        <w:t xml:space="preserve"> </w:t>
-      </w:r>
-      <w:r>
-        <w:rPr>
-          <w:lang w:val="el-GR"/>
-        </w:rPr>
-        <w:t>ενεργοποίησης</w:t>
-      </w:r>
-      <w:r>
-        <w:rPr>
-          <w:lang w:val="el-GR"/>
-        </w:rPr>
-        <w:t xml:space="preserve">. </w:t>
-      </w:r>
-    </w:p>
-    <w:p>
-      <w:pPr>
-        <w:rPr>
-          <w:lang w:val="el-GR"/>
-        </w:rPr>
-      </w:pPr>
-      <w:r>
-        <w:rPr>
-          <w:lang w:val="el-GR"/>
-        </w:rPr>
-        <w:t>6α3. Αν δεν υπάρξει απόκριση σε 30 μέρες, ο λογαριασμός αρχειοθετείται και διαγράφεται μετά από 6 μήνες.</w:t>
       </w:r>
     </w:p>
     <w:p>
@@ -1727,6 +1645,119 @@
     </w:lvl>
   </w:abstractNum>
   <w:abstractNum w:abstractNumId="6" w15:restartNumberingAfterBreak="0">
+    <w:nsid w:val="3ED77A2A"/>
+    <w:multiLevelType w:val="multilevel"/>
+    <w:tmpl w:val="FD78AD20"/>
+    <w:lvl w:ilvl="0">
+      <w:start w:val="1"/>
+      <w:numFmt w:val="decimal"/>
+      <w:lvlText w:val="%1."/>
+      <w:lvlJc w:val="left"/>
+      <w:pPr>
+        <w:tabs>
+          <w:tab w:val="num" w:pos="720"/>
+        </w:tabs>
+        <w:ind w:left="720" w:hanging="360"/>
+      </w:pPr>
+    </w:lvl>
+    <w:lvl w:ilvl="1" w:tentative="1">
+      <w:start w:val="1"/>
+      <w:numFmt w:val="decimal"/>
+      <w:lvlText w:val="%2."/>
+      <w:lvlJc w:val="left"/>
+      <w:pPr>
+        <w:tabs>
+          <w:tab w:val="num" w:pos="1440"/>
+        </w:tabs>
+        <w:ind w:left="1440" w:hanging="360"/>
+      </w:pPr>
+    </w:lvl>
+    <w:lvl w:ilvl="2" w:tentative="1">
+      <w:start w:val="1"/>
+      <w:numFmt w:val="decimal"/>
+      <w:lvlText w:val="%3."/>
+      <w:lvlJc w:val="left"/>
+      <w:pPr>
+        <w:tabs>
+          <w:tab w:val="num" w:pos="2160"/>
+        </w:tabs>
+        <w:ind w:left="2160" w:hanging="360"/>
+      </w:pPr>
+    </w:lvl>
+    <w:lvl w:ilvl="3" w:tentative="1">
+      <w:start w:val="1"/>
+      <w:numFmt w:val="decimal"/>
+      <w:lvlText w:val="%4."/>
+      <w:lvlJc w:val="left"/>
+      <w:pPr>
+        <w:tabs>
+          <w:tab w:val="num" w:pos="2880"/>
+        </w:tabs>
+        <w:ind w:left="2880" w:hanging="360"/>
+      </w:pPr>
+    </w:lvl>
+    <w:lvl w:ilvl="4" w:tentative="1">
+      <w:start w:val="1"/>
+      <w:numFmt w:val="decimal"/>
+      <w:lvlText w:val="%5."/>
+      <w:lvlJc w:val="left"/>
+      <w:pPr>
+        <w:tabs>
+          <w:tab w:val="num" w:pos="3600"/>
+        </w:tabs>
+        <w:ind w:left="3600" w:hanging="360"/>
+      </w:pPr>
+    </w:lvl>
+    <w:lvl w:ilvl="5" w:tentative="1">
+      <w:start w:val="1"/>
+      <w:numFmt w:val="decimal"/>
+      <w:lvlText w:val="%6."/>
+      <w:lvlJc w:val="left"/>
+      <w:pPr>
+        <w:tabs>
+          <w:tab w:val="num" w:pos="4320"/>
+        </w:tabs>
+        <w:ind w:left="4320" w:hanging="360"/>
+      </w:pPr>
+    </w:lvl>
+    <w:lvl w:ilvl="6" w:tentative="1">
+      <w:start w:val="1"/>
+      <w:numFmt w:val="decimal"/>
+      <w:lvlText w:val="%7."/>
+      <w:lvlJc w:val="left"/>
+      <w:pPr>
+        <w:tabs>
+          <w:tab w:val="num" w:pos="5040"/>
+        </w:tabs>
+        <w:ind w:left="5040" w:hanging="360"/>
+      </w:pPr>
+    </w:lvl>
+    <w:lvl w:ilvl="7" w:tentative="1">
+      <w:start w:val="1"/>
+      <w:numFmt w:val="decimal"/>
+      <w:lvlText w:val="%8."/>
+      <w:lvlJc w:val="left"/>
+      <w:pPr>
+        <w:tabs>
+          <w:tab w:val="num" w:pos="5760"/>
+        </w:tabs>
+        <w:ind w:left="5760" w:hanging="360"/>
+      </w:pPr>
+    </w:lvl>
+    <w:lvl w:ilvl="8" w:tentative="1">
+      <w:start w:val="1"/>
+      <w:numFmt w:val="decimal"/>
+      <w:lvlText w:val="%9."/>
+      <w:lvlJc w:val="left"/>
+      <w:pPr>
+        <w:tabs>
+          <w:tab w:val="num" w:pos="6480"/>
+        </w:tabs>
+        <w:ind w:left="6480" w:hanging="360"/>
+      </w:pPr>
+    </w:lvl>
+  </w:abstractNum>
+  <w:abstractNum w:abstractNumId="7" w15:restartNumberingAfterBreak="0">
     <w:nsid w:val="40E41EF0"/>
     <w:multiLevelType w:val="multilevel"/>
     <w:tmpl w:val="40F2E3A4"/>
@@ -1839,7 +1870,7 @@
       </w:pPr>
     </w:lvl>
   </w:abstractNum>
-  <w:abstractNum w:abstractNumId="7" w15:restartNumberingAfterBreak="0">
+  <w:abstractNum w:abstractNumId="8" w15:restartNumberingAfterBreak="0">
     <w:nsid w:val="45396424"/>
     <w:multiLevelType w:val="multilevel"/>
     <w:tmpl w:val="234A4C98"/>
@@ -1952,7 +1983,7 @@
       </w:pPr>
     </w:lvl>
   </w:abstractNum>
-  <w:abstractNum w:abstractNumId="8" w15:restartNumberingAfterBreak="0">
+  <w:abstractNum w:abstractNumId="9" w15:restartNumberingAfterBreak="0">
     <w:nsid w:val="528A3C0F"/>
     <w:multiLevelType w:val="multilevel"/>
     <w:tmpl w:val="3EFA4C06"/>
@@ -2069,7 +2100,7 @@
       </w:pPr>
     </w:lvl>
   </w:abstractNum>
-  <w:abstractNum w:abstractNumId="9" w15:restartNumberingAfterBreak="0">
+  <w:abstractNum w:abstractNumId="10" w15:restartNumberingAfterBreak="0">
     <w:nsid w:val="6325598E"/>
     <w:multiLevelType w:val="hybridMultilevel"/>
     <w:tmpl w:val="E02C87C6"/>
@@ -2182,7 +2213,7 @@
       </w:rPr>
     </w:lvl>
   </w:abstractNum>
-  <w:abstractNum w:abstractNumId="10" w15:restartNumberingAfterBreak="0">
+  <w:abstractNum w:abstractNumId="11" w15:restartNumberingAfterBreak="0">
     <w:nsid w:val="6EEC2BBD"/>
     <w:multiLevelType w:val="multilevel"/>
     <w:tmpl w:val="4B1CE5C0"/>
@@ -2296,13 +2327,13 @@
     </w:lvl>
   </w:abstractNum>
   <w:num w:numId="1" w16cid:durableId="1530797335">
-    <w:abstractNumId w:val="7"/>
+    <w:abstractNumId w:val="8"/>
   </w:num>
   <w:num w:numId="2" w16cid:durableId="873496299">
     <w:abstractNumId w:val="4"/>
   </w:num>
   <w:num w:numId="3" w16cid:durableId="1539782954">
-    <w:abstractNumId w:val="6"/>
+    <w:abstractNumId w:val="7"/>
   </w:num>
   <w:num w:numId="4" w16cid:durableId="892154771">
     <w:abstractNumId w:val="2"/>
@@ -2317,16 +2348,19 @@
     <w:abstractNumId w:val="3"/>
   </w:num>
   <w:num w:numId="8" w16cid:durableId="1496874731">
-    <w:abstractNumId w:val="9"/>
+    <w:abstractNumId w:val="10"/>
   </w:num>
   <w:num w:numId="9" w16cid:durableId="365758867">
     <w:abstractNumId w:val="0"/>
   </w:num>
   <w:num w:numId="10" w16cid:durableId="1725520570">
-    <w:abstractNumId w:val="8"/>
+    <w:abstractNumId w:val="9"/>
   </w:num>
   <w:num w:numId="11" w16cid:durableId="1101604998">
-    <w:abstractNumId w:val="10"/>
+    <w:abstractNumId w:val="11"/>
+  </w:num>
+  <w:num w:numId="12" w16cid:durableId="716667480">
+    <w:abstractNumId w:val="6"/>
   </w:num>
 </w:numbering>
 </file>

--- a/Παραδοτέο 1/Use-case-v0.1/use-case-admin-v0.1.docx
+++ b/Παραδοτέο 1/Use-case-v0.1/use-case-admin-v0.1.docx
@@ -4,13 +4,7 @@
   <w:body>
     <w:p>
       <w:pPr>
-        <w:rPr>
-          <w:lang w:val="el-GR"/>
-        </w:rPr>
-      </w:pPr>
-    </w:p>
-    <w:p>
-      <w:pPr>
+        <w:pStyle w:val="Heading2"/>
         <w:rPr>
           <w:lang w:val="el-GR"/>
         </w:rPr>
@@ -61,7 +55,19 @@
         <w:rPr>
           <w:lang w:val="el-GR"/>
         </w:rPr>
-        <w:t xml:space="preserve"> βλέπει νέο αίτημα εγγραφής φορέα στο </w:t>
+        <w:t xml:space="preserve"> βλέπει νέο αίτημα </w:t>
+      </w:r>
+      <w:r>
+        <w:rPr>
+          <w:lang w:val="el-GR"/>
+        </w:rPr>
+        <w:t xml:space="preserve">πιστοποίησης </w:t>
+      </w:r>
+      <w:r>
+        <w:rPr>
+          <w:lang w:val="el-GR"/>
+        </w:rPr>
+        <w:t xml:space="preserve">φορέα στο </w:t>
       </w:r>
       <w:r>
         <w:t>dashboard</w:t>
@@ -87,7 +93,22 @@
         <w:rPr>
           <w:lang w:val="el-GR"/>
         </w:rPr>
-        <w:t>Το σύστημα έχει αποδώσει αριθμό αίτησης και έχει καταγράψει τα στοιχεία του εκπροσώπου.</w:t>
+        <w:t xml:space="preserve">Ο </w:t>
+      </w:r>
+      <w:r>
+        <w:t>Admin</w:t>
+      </w:r>
+      <w:r>
+        <w:rPr>
+          <w:lang w:val="el-GR"/>
+        </w:rPr>
+        <w:t xml:space="preserve"> ανοίγει την αίτηση και ελέγχει τα στοιχεία του </w:t>
+      </w:r>
+      <w:r>
+        <w:rPr>
+          <w:lang w:val="el-GR"/>
+        </w:rPr>
+        <w:t>νοσοκομείου</w:t>
       </w:r>
     </w:p>
     <w:p>
@@ -113,7 +134,13 @@
         <w:rPr>
           <w:lang w:val="el-GR"/>
         </w:rPr>
-        <w:t xml:space="preserve"> ανοίγει την αίτηση και ελέγχει τα στοιχεία στο Εθνικό Μητρώο Υγείας.</w:t>
+        <w:t xml:space="preserve"> επαληθεύει τα δικαιολογητικά</w:t>
+      </w:r>
+      <w:r>
+        <w:rPr>
+          <w:lang w:val="el-GR"/>
+        </w:rPr>
+        <w:t>.</w:t>
       </w:r>
     </w:p>
     <w:p>
@@ -139,7 +166,7 @@
         <w:rPr>
           <w:lang w:val="el-GR"/>
         </w:rPr>
-        <w:t xml:space="preserve"> επαληθεύει τα δικαιολογητικά (άδεια λειτουργίας, εξουσιοδότηση, πιστοποιητικό).</w:t>
+        <w:t xml:space="preserve"> εγκρίνει την αίτηση.</w:t>
       </w:r>
     </w:p>
     <w:p>
@@ -156,16 +183,16 @@
         <w:rPr>
           <w:lang w:val="el-GR"/>
         </w:rPr>
-        <w:t xml:space="preserve">Ο </w:t>
-      </w:r>
-      <w:r>
-        <w:t>Admin</w:t>
-      </w:r>
-      <w:r>
-        <w:rPr>
-          <w:lang w:val="el-GR"/>
-        </w:rPr>
-        <w:t xml:space="preserve"> ζητά συμπλήρωση εγγράφων αν λείπουν, με προθεσμία 10 εργάσιμες.</w:t>
+        <w:t xml:space="preserve">Το σύστημα δημιουργεί λογαριασμό φορέα και αποστέλλει </w:t>
+      </w:r>
+      <w:r>
+        <w:t>credentials</w:t>
+      </w:r>
+      <w:r>
+        <w:rPr>
+          <w:lang w:val="el-GR"/>
+        </w:rPr>
+        <w:t xml:space="preserve"> στον εκπρόσωπο.</w:t>
       </w:r>
     </w:p>
     <w:p>
@@ -182,16 +209,7 @@
         <w:rPr>
           <w:lang w:val="el-GR"/>
         </w:rPr>
-        <w:t xml:space="preserve">Ο </w:t>
-      </w:r>
-      <w:r>
-        <w:t>Admin</w:t>
-      </w:r>
-      <w:r>
-        <w:rPr>
-          <w:lang w:val="el-GR"/>
-        </w:rPr>
-        <w:t xml:space="preserve"> εγκρίνει την αίτηση.</w:t>
+        <w:t>Το σύστημα ενημερώνει την κατάσταση του φορέα σε "Πιστοποιημένος".</w:t>
       </w:r>
     </w:p>
     <w:p>
@@ -208,76 +226,83 @@
         <w:rPr>
           <w:lang w:val="el-GR"/>
         </w:rPr>
-        <w:t xml:space="preserve">Το σύστημα δημιουργεί λογαριασμό και στέλνει </w:t>
-      </w:r>
-      <w:r>
-        <w:t>credentials</w:t>
-      </w:r>
-      <w:r>
-        <w:rPr>
-          <w:lang w:val="el-GR"/>
-        </w:rPr>
-        <w:t xml:space="preserve"> στον εκπρόσωπο.</w:t>
+        <w:t>Το νοσοκομείο εμφανίζεται στις αναζητήσεις για ραντεβού αιμοδοσίας</w:t>
       </w:r>
     </w:p>
     <w:p>
       <w:pPr>
-        <w:numPr>
-          <w:ilvl w:val="0"/>
-          <w:numId w:val="12"/>
-        </w:numPr>
-        <w:rPr>
-          <w:lang w:val="el-GR"/>
-        </w:rPr>
-      </w:pPr>
-      <w:r>
-        <w:rPr>
-          <w:lang w:val="el-GR"/>
-        </w:rPr>
-        <w:t xml:space="preserve">Ο </w:t>
-      </w:r>
-      <w:r>
-        <w:t>Admin</w:t>
-      </w:r>
-      <w:r>
-        <w:rPr>
-          <w:lang w:val="el-GR"/>
-        </w:rPr>
-        <w:t xml:space="preserve"> αρχειοθετεί τα δικαιολογητικά και καταχωρεί σχόλια έγκρισης.</w:t>
+        <w:rPr>
+          <w:lang w:val="el-GR"/>
+        </w:rPr>
+      </w:pPr>
+      <w:r>
+        <w:rPr>
+          <w:lang w:val="el-GR"/>
+        </w:rPr>
+        <w:t xml:space="preserve">Εναλλακτική Ροή </w:t>
+      </w:r>
+      <w:r>
+        <w:rPr>
+          <w:lang w:val="el-GR"/>
+        </w:rPr>
+        <w:t>Α</w:t>
+      </w:r>
+      <w:r>
+        <w:rPr>
+          <w:lang w:val="el-GR"/>
+        </w:rPr>
+        <w:t xml:space="preserve"> Αποτυχία επαλήθευσης στο εξωτερικό μητρώο</w:t>
       </w:r>
     </w:p>
     <w:p>
       <w:pPr>
-        <w:numPr>
-          <w:ilvl w:val="0"/>
-          <w:numId w:val="12"/>
-        </w:numPr>
-        <w:rPr>
-          <w:lang w:val="el-GR"/>
-        </w:rPr>
-      </w:pPr>
-      <w:r>
-        <w:rPr>
-          <w:lang w:val="el-GR"/>
-        </w:rPr>
-        <w:t>Ο φορέας εμφανίζεται ως "Πιστοποιημένο Κέντρο" στην πλατφόρμα.</w:t>
+        <w:ind w:left="360"/>
+        <w:rPr>
+          <w:lang w:val="el-GR"/>
+        </w:rPr>
+      </w:pPr>
+      <w:r>
+        <w:rPr>
+          <w:lang w:val="el-GR"/>
+        </w:rPr>
+        <w:t xml:space="preserve">2α1. Ο </w:t>
+      </w:r>
+      <w:r>
+        <w:t>Admin</w:t>
+      </w:r>
+      <w:r>
+        <w:rPr>
+          <w:lang w:val="el-GR"/>
+        </w:rPr>
+        <w:t xml:space="preserve"> δεν εντοπίζει τον φορέα στο εξωτερικό μητρώο ή τα στοιχεία δεν </w:t>
+      </w:r>
+      <w:proofErr w:type="spellStart"/>
+      <w:r>
+        <w:rPr>
+          <w:lang w:val="el-GR"/>
+        </w:rPr>
+        <w:t>ταυτοποιούνται</w:t>
+      </w:r>
+      <w:proofErr w:type="spellEnd"/>
+      <w:r>
+        <w:rPr>
+          <w:lang w:val="el-GR"/>
+        </w:rPr>
+        <w:t xml:space="preserve">. </w:t>
       </w:r>
     </w:p>
     <w:p>
       <w:pPr>
-        <w:numPr>
-          <w:ilvl w:val="0"/>
-          <w:numId w:val="12"/>
-        </w:numPr>
-        <w:rPr>
-          <w:lang w:val="el-GR"/>
-        </w:rPr>
-      </w:pPr>
-      <w:r>
-        <w:rPr>
-          <w:lang w:val="el-GR"/>
-        </w:rPr>
-        <w:t xml:space="preserve">Ο </w:t>
+        <w:ind w:left="360"/>
+        <w:rPr>
+          <w:lang w:val="el-GR"/>
+        </w:rPr>
+      </w:pPr>
+      <w:r>
+        <w:rPr>
+          <w:lang w:val="el-GR"/>
+        </w:rPr>
+        <w:t xml:space="preserve">2α2. Ο </w:t>
       </w:r>
       <w:r>
         <w:t>Admin</w:t>
@@ -286,20 +311,72 @@
         <w:rPr>
           <w:lang w:val="el-GR"/>
         </w:rPr>
-        <w:t xml:space="preserve"> καταχωρεί ημερομηνία λήξης πιστοποίησης και κλείνει την αίτηση.</w:t>
+        <w:t xml:space="preserve"> ζητά από τον εκπρόσωπο </w:t>
+      </w:r>
+      <w:proofErr w:type="spellStart"/>
+      <w:r>
+        <w:rPr>
+          <w:lang w:val="el-GR"/>
+        </w:rPr>
+        <w:t>επικαιροποιημένα</w:t>
+      </w:r>
+      <w:proofErr w:type="spellEnd"/>
+      <w:r>
+        <w:rPr>
+          <w:lang w:val="el-GR"/>
+        </w:rPr>
+        <w:t xml:space="preserve"> στοιχεία ή αποδεικτικό </w:t>
+      </w:r>
+      <w:proofErr w:type="spellStart"/>
+      <w:r>
+        <w:rPr>
+          <w:lang w:val="el-GR"/>
+        </w:rPr>
+        <w:t>αδειοδότησης</w:t>
+      </w:r>
+      <w:proofErr w:type="spellEnd"/>
+      <w:r>
+        <w:rPr>
+          <w:lang w:val="el-GR"/>
+        </w:rPr>
+        <w:t xml:space="preserve">. </w:t>
       </w:r>
     </w:p>
     <w:p>
       <w:pPr>
-        <w:rPr>
-          <w:lang w:val="el-GR"/>
-        </w:rPr>
-      </w:pPr>
-      <w:r>
-        <w:rPr>
-          <w:lang w:val="el-GR"/>
-        </w:rPr>
-        <w:t xml:space="preserve">Εναλλακτική Ροή Α </w:t>
+        <w:ind w:left="360"/>
+        <w:rPr>
+          <w:lang w:val="el-GR"/>
+        </w:rPr>
+      </w:pPr>
+      <w:r>
+        <w:rPr>
+          <w:lang w:val="el-GR"/>
+        </w:rPr>
+        <w:t xml:space="preserve">2α3. Αν ο φορέας δεν μπορεί να τεκμηριώσει την </w:t>
+      </w:r>
+      <w:proofErr w:type="spellStart"/>
+      <w:r>
+        <w:rPr>
+          <w:lang w:val="el-GR"/>
+        </w:rPr>
+        <w:t>αδειοδότησή</w:t>
+      </w:r>
+      <w:proofErr w:type="spellEnd"/>
+      <w:r>
+        <w:rPr>
+          <w:lang w:val="el-GR"/>
+        </w:rPr>
+        <w:t xml:space="preserve"> του, ο </w:t>
+      </w:r>
+      <w:r>
+        <w:t>Admin</w:t>
+      </w:r>
+      <w:r>
+        <w:rPr>
+          <w:lang w:val="el-GR"/>
+        </w:rPr>
+        <w:t xml:space="preserve"> απορρίπτει την αίτηση με αιτιολόγηση και το σύστημα ειδοποιεί τον φορέα.</w:t>
       </w:r>
     </w:p>
     <w:p>
@@ -312,42 +389,62 @@
         <w:rPr>
           <w:lang w:val="el-GR"/>
         </w:rPr>
-        <w:t xml:space="preserve">3α1. Ο </w:t>
-      </w:r>
-      <w:r>
-        <w:t>Admin</w:t>
-      </w:r>
-      <w:r>
-        <w:rPr>
-          <w:lang w:val="el-GR"/>
-        </w:rPr>
-        <w:t xml:space="preserve"> θέτει την αίτηση σε "Εκκρεμεί Επαλήθευση" και ζητά διευκρινίσεις.</w:t>
+        <w:t xml:space="preserve">Εναλλακτική Ροή </w:t>
+      </w:r>
+      <w:r>
+        <w:rPr>
+          <w:lang w:val="el-GR"/>
+        </w:rPr>
+        <w:t>Β</w:t>
+      </w:r>
+      <w:r>
+        <w:rPr>
+          <w:lang w:val="el-GR"/>
+        </w:rPr>
+        <w:t xml:space="preserve"> </w:t>
+      </w:r>
+      <w:r>
+        <w:rPr>
+          <w:lang w:val="el-GR"/>
+        </w:rPr>
+        <w:t>Ελλιπή δικαιολογητικά</w:t>
       </w:r>
     </w:p>
     <w:p>
       <w:pPr>
-        <w:rPr>
-          <w:lang w:val="el-GR"/>
-        </w:rPr>
-      </w:pPr>
-      <w:r>
-        <w:rPr>
-          <w:lang w:val="el-GR"/>
-        </w:rPr>
-        <w:t xml:space="preserve"> 3α2. Ο εκπρόσωπος αποστέλλει επιπλέον στοιχεία ταυτοποίησης. </w:t>
+        <w:ind w:firstLine="720"/>
+        <w:rPr>
+          <w:lang w:val="el-GR"/>
+        </w:rPr>
+      </w:pPr>
+      <w:r>
+        <w:rPr>
+          <w:lang w:val="el-GR"/>
+        </w:rPr>
+        <w:t xml:space="preserve">3α1. Ο </w:t>
+      </w:r>
+      <w:r>
+        <w:t>Admin</w:t>
+      </w:r>
+      <w:r>
+        <w:rPr>
+          <w:lang w:val="el-GR"/>
+        </w:rPr>
+        <w:t xml:space="preserve"> διαπιστώνει ότι τα δικαιολογητικά είναι ελλιπή ή μη έγκυρα. </w:t>
       </w:r>
     </w:p>
     <w:p>
       <w:pPr>
-        <w:rPr>
-          <w:lang w:val="el-GR"/>
-        </w:rPr>
-      </w:pPr>
-      <w:r>
-        <w:rPr>
-          <w:lang w:val="el-GR"/>
-        </w:rPr>
-        <w:t xml:space="preserve">3α3. Αν δεν επιλυθεί εντός 5 εργάσιμων, ο </w:t>
+        <w:ind w:left="720"/>
+        <w:rPr>
+          <w:lang w:val="el-GR"/>
+        </w:rPr>
+      </w:pPr>
+      <w:r>
+        <w:rPr>
+          <w:lang w:val="el-GR"/>
+        </w:rPr>
+        <w:t xml:space="preserve">3α2. Ο </w:t>
       </w:r>
       <w:r>
         <w:t>Admin</w:t>
@@ -356,70 +453,67 @@
         <w:rPr>
           <w:lang w:val="el-GR"/>
         </w:rPr>
-        <w:t xml:space="preserve"> απορρίπτει την αίτηση με αιτιολόγηση.</w:t>
+        <w:t xml:space="preserve"> θέτει την αίτηση σε κατάσταση "Εκκρεμεί Συμπλήρωση" και ζητά από τον εκπρόσωπο τα απαιτούμενα στοιχεία, με προθεσμία 5 εργάσιμων ημερών. </w:t>
       </w:r>
     </w:p>
     <w:p>
       <w:pPr>
-        <w:rPr>
-          <w:lang w:val="el-GR"/>
-        </w:rPr>
-      </w:pPr>
-      <w:r>
-        <w:rPr>
-          <w:lang w:val="el-GR"/>
-        </w:rPr>
-        <w:t xml:space="preserve">Εναλλακτική Ροή Β </w:t>
+        <w:ind w:left="720"/>
+        <w:rPr>
+          <w:lang w:val="el-GR"/>
+        </w:rPr>
+      </w:pPr>
+      <w:r>
+        <w:rPr>
+          <w:lang w:val="el-GR"/>
+        </w:rPr>
+        <w:t>3α3. Ο εκπρόσωπος υποβάλλει τα συμπληρωματικά στοιχεία και η ροή επιστρέφε</w:t>
+      </w:r>
+      <w:r>
+        <w:rPr>
+          <w:lang w:val="el-GR"/>
+        </w:rPr>
+        <w:t>ι</w:t>
+      </w:r>
+      <w:r>
+        <w:rPr>
+          <w:lang w:val="el-GR"/>
+        </w:rPr>
+        <w:br/>
+      </w:r>
+      <w:r>
+        <w:rPr>
+          <w:lang w:val="el-GR"/>
+        </w:rPr>
+        <w:t xml:space="preserve">στο βήμα 3. </w:t>
       </w:r>
     </w:p>
     <w:p>
       <w:pPr>
-        <w:rPr>
-          <w:lang w:val="el-GR"/>
-        </w:rPr>
-      </w:pPr>
-      <w:r>
-        <w:rPr>
-          <w:lang w:val="el-GR"/>
-        </w:rPr>
-        <w:t xml:space="preserve">5α1. Το σύστημα στέλνει αυτόματη υπενθύμιση μετά τις 10 εργάσιμες. </w:t>
+        <w:ind w:left="720"/>
+        <w:rPr>
+          <w:lang w:val="el-GR"/>
+        </w:rPr>
+      </w:pPr>
+      <w:r>
+        <w:rPr>
+          <w:lang w:val="el-GR"/>
+        </w:rPr>
+        <w:t xml:space="preserve">3α4. Αν παρέλθει η προθεσμία χωρίς ανταπόκριση, ο </w:t>
+      </w:r>
+      <w:r>
+        <w:t>Admin</w:t>
+      </w:r>
+      <w:r>
+        <w:rPr>
+          <w:lang w:val="el-GR"/>
+        </w:rPr>
+        <w:t xml:space="preserve"> απορρίπτει την αίτηση με αιτιολόγηση και το σύστημα ειδοποιεί τον φορέα.</w:t>
       </w:r>
     </w:p>
     <w:p>
       <w:pPr>
-        <w:rPr>
-          <w:lang w:val="el-GR"/>
-        </w:rPr>
-      </w:pPr>
-      <w:r>
-        <w:rPr>
-          <w:lang w:val="el-GR"/>
-        </w:rPr>
-        <w:t>5α2. Ο εκπρόσωπος δεν ανταποκρίνεται στην υπενθύμιση.</w:t>
-      </w:r>
-    </w:p>
-    <w:p>
-      <w:pPr>
-        <w:rPr>
-          <w:lang w:val="el-GR"/>
-        </w:rPr>
-      </w:pPr>
-      <w:r>
-        <w:rPr>
-          <w:lang w:val="el-GR"/>
-        </w:rPr>
-        <w:t xml:space="preserve"> 5α3. Το σύστημα ακυρώνει την αίτηση και ειδοποιεί τον φορέα.</w:t>
-      </w:r>
-    </w:p>
-    <w:p>
-      <w:pPr>
-        <w:rPr>
-          <w:lang w:val="el-GR"/>
-        </w:rPr>
-      </w:pPr>
-    </w:p>
-    <w:p>
-      <w:pPr>
+        <w:pStyle w:val="Heading2"/>
         <w:rPr>
           <w:lang w:val="el-GR"/>
         </w:rPr>
@@ -489,10 +583,13 @@
         <w:rPr>
           <w:lang w:val="el-GR"/>
         </w:rPr>
-        <w:t xml:space="preserve"> ανοίγει το </w:t>
-      </w:r>
-      <w:r>
-        <w:t>ticket</w:t>
+        <w:t xml:space="preserve"> </w:t>
+      </w:r>
+      <w:r>
+        <w:rPr>
+          <w:lang w:val="el-GR"/>
+        </w:rPr>
+        <w:t>ανοίγει το αίτημα</w:t>
       </w:r>
       <w:r>
         <w:rPr>
@@ -525,7 +622,13 @@
         <w:rPr>
           <w:lang w:val="el-GR"/>
         </w:rPr>
-        <w:t xml:space="preserve"> διαβάζει την καταγγελία και την κατηγορία που επέλεξε ο αναφέρων.</w:t>
+        <w:t xml:space="preserve"> διαβάζει την καταγγελία και </w:t>
+      </w:r>
+      <w:r>
+        <w:rPr>
+          <w:lang w:val="el-GR"/>
+        </w:rPr>
+        <w:t>τα στοιχεία της.</w:t>
       </w:r>
     </w:p>
     <w:p>
@@ -551,7 +654,7 @@
         <w:rPr>
           <w:lang w:val="el-GR"/>
         </w:rPr>
-        <w:t xml:space="preserve"> εξετάζει το ιστορικό των δύο εμπλεκόμενων μερών.</w:t>
+        <w:t xml:space="preserve"> εξετάζει το ιστορικό του αναφερόμενου χρήστη ή/και του καταγγέλλοντα.</w:t>
       </w:r>
     </w:p>
     <w:p>
@@ -577,7 +680,7 @@
         <w:rPr>
           <w:lang w:val="el-GR"/>
         </w:rPr>
-        <w:t xml:space="preserve"> αποστέλλει αίτημα διευκρινίσεων στον αναφερόμενο.</w:t>
+        <w:t xml:space="preserve"> ζητά διευκρινίσεις ή πρόσθετα στοιχεία από τα εμπλεκόμενα μέρη μέσω του συστήματος.</w:t>
       </w:r>
     </w:p>
     <w:p>
@@ -594,7 +697,16 @@
         <w:rPr>
           <w:lang w:val="el-GR"/>
         </w:rPr>
-        <w:t>Ο αναφερόμενος απαντά και προσκομίζει στοιχεία.</w:t>
+        <w:t xml:space="preserve">Ο </w:t>
+      </w:r>
+      <w:r>
+        <w:t>Admin</w:t>
+      </w:r>
+      <w:r>
+        <w:rPr>
+          <w:lang w:val="el-GR"/>
+        </w:rPr>
+        <w:t xml:space="preserve"> αξιολογεί τα στοιχεία και επιλέγει την κατάλληλη ενέργεια (π.χ. προειδοποίηση, αναστολή, απόρριψη αναφοράς).</w:t>
       </w:r>
     </w:p>
     <w:p>
@@ -620,7 +732,7 @@
         <w:rPr>
           <w:lang w:val="el-GR"/>
         </w:rPr>
-        <w:t xml:space="preserve"> αξιολογεί τα στοιχεία και επιλέγει κύρωση.</w:t>
+        <w:t xml:space="preserve"> καταχωρεί την απόφαση με αιτιολόγηση.</w:t>
       </w:r>
     </w:p>
     <w:p>
@@ -637,16 +749,19 @@
         <w:rPr>
           <w:lang w:val="el-GR"/>
         </w:rPr>
-        <w:t xml:space="preserve">Ο </w:t>
-      </w:r>
-      <w:r>
-        <w:t>Admin</w:t>
-      </w:r>
-      <w:r>
-        <w:rPr>
-          <w:lang w:val="el-GR"/>
-        </w:rPr>
-        <w:t xml:space="preserve"> καταχωρεί την απόφαση με αιτιολόγηση.</w:t>
+        <w:t xml:space="preserve">Το σύστημα ειδοποιεί τα </w:t>
+      </w:r>
+      <w:r>
+        <w:rPr>
+          <w:lang w:val="el-GR"/>
+        </w:rPr>
+        <w:t>εμπλεκόμενα</w:t>
+      </w:r>
+      <w:r>
+        <w:rPr>
+          <w:lang w:val="el-GR"/>
+        </w:rPr>
+        <w:t xml:space="preserve"> μέρη για την απόφαση.</w:t>
       </w:r>
     </w:p>
     <w:p>
@@ -663,55 +778,52 @@
         <w:rPr>
           <w:lang w:val="el-GR"/>
         </w:rPr>
-        <w:t>Το σύστημα ειδοποιεί τα δύο μέρη για την απόφαση.</w:t>
+        <w:t xml:space="preserve">Ο </w:t>
+      </w:r>
+      <w:r>
+        <w:t>Admin</w:t>
+      </w:r>
+      <w:r>
+        <w:rPr>
+          <w:lang w:val="el-GR"/>
+        </w:rPr>
+        <w:t xml:space="preserve"> κλείνει το </w:t>
+      </w:r>
+      <w:r>
+        <w:t>ticket</w:t>
+      </w:r>
+      <w:r>
+        <w:rPr>
+          <w:lang w:val="el-GR"/>
+        </w:rPr>
+        <w:t>.</w:t>
       </w:r>
     </w:p>
     <w:p>
       <w:pPr>
-        <w:numPr>
-          <w:ilvl w:val="0"/>
-          <w:numId w:val="10"/>
-        </w:numPr>
-        <w:rPr>
-          <w:lang w:val="el-GR"/>
-        </w:rPr>
-      </w:pPr>
-      <w:r>
-        <w:rPr>
-          <w:lang w:val="el-GR"/>
-        </w:rPr>
-        <w:t xml:space="preserve">Ο </w:t>
-      </w:r>
-      <w:r>
-        <w:t>Admin</w:t>
-      </w:r>
-      <w:r>
-        <w:rPr>
-          <w:lang w:val="el-GR"/>
-        </w:rPr>
-        <w:t xml:space="preserve"> κλείνει το </w:t>
-      </w:r>
-      <w:r>
-        <w:t>ticket</w:t>
-      </w:r>
-      <w:r>
-        <w:rPr>
-          <w:lang w:val="el-GR"/>
-        </w:rPr>
-        <w:t>.</w:t>
+        <w:rPr>
+          <w:lang w:val="el-GR"/>
+        </w:rPr>
+      </w:pPr>
+      <w:r>
+        <w:rPr>
+          <w:lang w:val="el-GR"/>
+        </w:rPr>
+        <w:t>Εναλλακτική Ροή Α</w:t>
       </w:r>
     </w:p>
     <w:p>
       <w:pPr>
-        <w:rPr>
-          <w:lang w:val="el-GR"/>
-        </w:rPr>
-      </w:pPr>
-      <w:r>
-        <w:rPr>
-          <w:lang w:val="el-GR"/>
-        </w:rPr>
-        <w:t>Εναλλακτική Ροή Α</w:t>
+        <w:ind w:left="360"/>
+        <w:rPr>
+          <w:lang w:val="el-GR"/>
+        </w:rPr>
+      </w:pPr>
+      <w:r>
+        <w:rPr>
+          <w:lang w:val="el-GR"/>
+        </w:rPr>
+        <w:t xml:space="preserve">5α1. Παρέρχονται 48 ώρες χωρίς απάντηση. </w:t>
       </w:r>
     </w:p>
     <w:p>
@@ -725,7 +837,16 @@
         <w:rPr>
           <w:lang w:val="el-GR"/>
         </w:rPr>
-        <w:t xml:space="preserve">5α1. Παρέρχονται 48 ώρες χωρίς απάντηση. </w:t>
+        <w:t xml:space="preserve">5α2. Ο </w:t>
+      </w:r>
+      <w:r>
+        <w:t>Admin</w:t>
+      </w:r>
+      <w:r>
+        <w:rPr>
+          <w:lang w:val="el-GR"/>
+        </w:rPr>
+        <w:t xml:space="preserve"> αναστέλλει προσωρινά τον λογαριασμό του αναφερόμενου. </w:t>
       </w:r>
     </w:p>
     <w:p>
@@ -739,7 +860,7 @@
         <w:rPr>
           <w:lang w:val="el-GR"/>
         </w:rPr>
-        <w:t xml:space="preserve">5α2. Ο </w:t>
+        <w:t xml:space="preserve">5α3. Ο </w:t>
       </w:r>
       <w:r>
         <w:t>Admin</w:t>
@@ -748,44 +869,20 @@
         <w:rPr>
           <w:lang w:val="el-GR"/>
         </w:rPr>
-        <w:t xml:space="preserve"> αναστέλλει προσωρινά τον λογαριασμό του αναφερόμενου. </w:t>
+        <w:t xml:space="preserve"> αποφασίζει βάσει των υπαρχόντων στοιχείων και κλείνει το </w:t>
+      </w:r>
+      <w:r>
+        <w:t>ticket</w:t>
+      </w:r>
+      <w:r>
+        <w:rPr>
+          <w:lang w:val="el-GR"/>
+        </w:rPr>
+        <w:t>.</w:t>
       </w:r>
     </w:p>
     <w:p>
       <w:pPr>
-        <w:ind w:left="360"/>
-        <w:rPr>
-          <w:lang w:val="el-GR"/>
-        </w:rPr>
-      </w:pPr>
-      <w:r>
-        <w:rPr>
-          <w:lang w:val="el-GR"/>
-        </w:rPr>
-        <w:t xml:space="preserve">5α3. Ο </w:t>
-      </w:r>
-      <w:r>
-        <w:t>Admin</w:t>
-      </w:r>
-      <w:r>
-        <w:rPr>
-          <w:lang w:val="el-GR"/>
-        </w:rPr>
-        <w:t xml:space="preserve"> αποφασίζει βάσει των υπαρχόντων στοιχείων και κλείνει το </w:t>
-      </w:r>
-      <w:r>
-        <w:t>ticket</w:t>
-      </w:r>
-      <w:r>
-        <w:rPr>
-          <w:lang w:val="el-GR"/>
-        </w:rPr>
-        <w:t>.</w:t>
-      </w:r>
-    </w:p>
-    <w:p>
-      <w:pPr>
-        <w:ind w:left="360"/>
         <w:rPr>
           <w:lang w:val="el-GR"/>
         </w:rPr>
@@ -2765,6 +2862,7 @@
   <w:style w:type="paragraph" w:default="1" w:styleId="Normal">
     <w:name w:val="Normal"/>
     <w:qFormat/>
+    <w:rsid w:val="005D1DCC"/>
   </w:style>
   <w:style w:type="paragraph" w:styleId="Heading1">
     <w:name w:val="heading 1"/>
@@ -2967,6 +3065,7 @@
   <w:style w:type="character" w:default="1" w:styleId="DefaultParagraphFont">
     <w:name w:val="Default Paragraph Font"/>
     <w:uiPriority w:val="1"/>
+    <w:semiHidden/>
     <w:unhideWhenUsed/>
   </w:style>
   <w:style w:type="table" w:default="1" w:styleId="TableNormal">
